--- a/毕业设计论文.docx
+++ b/毕业设计论文.docx
@@ -1,6 +1,6 @@
 
 <file path=word/document.xml><?xml version="1.0" encoding="utf-8"?>
-<w:document xmlns:wpc="http://schemas.microsoft.com/office/word/2010/wordprocessingCanvas" xmlns:mc="http://schemas.openxmlformats.org/markup-compatibility/2006" xmlns:o="urn:schemas-microsoft-com:office:office" xmlns:r="http://schemas.openxmlformats.org/officeDocument/2006/relationships" xmlns:m="http://schemas.openxmlformats.org/officeDocument/2006/math" xmlns:v="urn:schemas-microsoft-com:vml" xmlns:wp14="http://schemas.microsoft.com/office/word/2010/wordprocessingDrawing" xmlns:wp="http://schemas.openxmlformats.org/drawingml/2006/wordprocessingDrawing" xmlns:w="http://schemas.openxmlformats.org/wordprocessingml/2006/main" xmlns:w14="http://schemas.microsoft.com/office/word/2010/wordml" xmlns:w10="urn:schemas-microsoft-com:office:word" xmlns:w15="http://schemas.microsoft.com/office/word/2012/wordml" xmlns:wpg="http://schemas.microsoft.com/office/word/2010/wordprocessingGroup" xmlns:wpi="http://schemas.microsoft.com/office/word/2010/wordprocessingInk" xmlns:wne="http://schemas.microsoft.com/office/word/2006/wordml" xmlns:wps="http://schemas.microsoft.com/office/word/2010/wordprocessingShape" xmlns:wpsCustomData="http://www.wps.cn/officeDocument/2013/wpsCustomData" mc:Ignorable="w14 w15 wp14">
+<w:document xmlns:a="http://schemas.openxmlformats.org/drawingml/2006/main" xmlns:pic="http://schemas.openxmlformats.org/drawingml/2006/picture" xmlns:wpc="http://schemas.microsoft.com/office/word/2010/wordprocessingCanvas" xmlns:mc="http://schemas.openxmlformats.org/markup-compatibility/2006" xmlns:o="urn:schemas-microsoft-com:office:office" xmlns:r="http://schemas.openxmlformats.org/officeDocument/2006/relationships" xmlns:m="http://schemas.openxmlformats.org/officeDocument/2006/math" xmlns:v="urn:schemas-microsoft-com:vml" xmlns:wp14="http://schemas.microsoft.com/office/word/2010/wordprocessingDrawing" xmlns:wp="http://schemas.openxmlformats.org/drawingml/2006/wordprocessingDrawing" xmlns:w="http://schemas.openxmlformats.org/wordprocessingml/2006/main" xmlns:w14="http://schemas.microsoft.com/office/word/2010/wordml" xmlns:w10="urn:schemas-microsoft-com:office:word" xmlns:w15="http://schemas.microsoft.com/office/word/2012/wordml" xmlns:wpg="http://schemas.microsoft.com/office/word/2010/wordprocessingGroup" xmlns:wpi="http://schemas.microsoft.com/office/word/2010/wordprocessingInk" xmlns:wne="http://schemas.microsoft.com/office/word/2006/wordml" xmlns:wps="http://schemas.microsoft.com/office/word/2010/wordprocessingShape" xmlns:wpsCustomData="http://www.wps.cn/officeDocument/2013/wpsCustomData" mc:Ignorable="w14 w15 wp14">
   <w:body>
     <w:p>
       <w:pPr>
@@ -820,7 +820,23 @@
           <w:u w:val="single"/>
           <w:lang w:val="en-US" w:eastAsia="zh-CN"/>
         </w:rPr>
-        <w:t xml:space="preserve">   </w:t>
+        <w:t xml:space="preserve">唐菀 </w:t>
+      </w:r>
+      <w:bookmarkStart w:name="_GoBack" w:id="90"/>
+      <w:bookmarkEnd w:id="90"/>
+      <w:r>
+        <w:rPr>
+          <w:rFonts w:hint="eastAsia" w:ascii="楷体_GB2312" w:hAnsi="Calibri" w:eastAsia="楷体_GB2312" w:cs="Times New Roman"/>
+          <w:b/>
+          <w:color w:val="000000"/>
+          <w:spacing w:val="22"/>
+          <w:kern w:val="2"/>
+          <w:sz w:val="44"/>
+          <w:szCs w:val="32"/>
+          <w:u w:val="single"/>
+          <w:lang w:val="en-US" w:eastAsia="zh-CN"/>
+        </w:rPr>
+        <w:t xml:space="preserve">  </w:t>
       </w:r>
       <w:r>
         <w:rPr>
@@ -875,7 +891,7 @@
           <w:u w:val="single"/>
           <w:lang w:val="en-US" w:eastAsia="zh-CN"/>
         </w:rPr>
-        <w:t xml:space="preserve">   </w:t>
+        <w:t xml:space="preserve">教授   </w:t>
       </w:r>
       <w:r>
         <w:rPr>
@@ -5923,7 +5939,7 @@
         <w:ind w:firstLine="0"/>
         <w:jc w:val="center"/>
       </w:pPr>
-      <w:bookmarkStart w:id="0" w:name="_heading_100"/>
+      <w:bookmarkStart w:name="_heading_100" w:id="0"/>
       <w:r>
         <w:rPr>
           <w:rFonts w:ascii="Times New Roman" w:hAnsi="Times New Roman" w:eastAsia="黑体"/>
@@ -6064,7 +6080,7 @@
         <w:ind w:firstLine="0"/>
         <w:jc w:val="both"/>
       </w:pPr>
-      <w:bookmarkStart w:id="1" w:name="_heading_101"/>
+      <w:bookmarkStart w:name="_heading_101" w:id="1"/>
       <w:r>
         <w:rPr>
           <w:rFonts w:ascii="Times New Roman" w:hAnsi="Times New Roman" w:eastAsia="黑体"/>
@@ -6134,7 +6150,7 @@
         <w:ind w:firstLine="0"/>
         <w:jc w:val="both"/>
       </w:pPr>
-      <w:bookmarkStart w:id="2" w:name="_heading_102"/>
+      <w:bookmarkStart w:name="_heading_102" w:id="2"/>
       <w:r>
         <w:rPr>
           <w:rFonts w:ascii="Times New Roman" w:hAnsi="Times New Roman" w:eastAsia="黑体"/>
@@ -6221,7 +6237,7 @@
         <w:ind w:firstLine="0"/>
         <w:jc w:val="both"/>
       </w:pPr>
-      <w:bookmarkStart w:id="3" w:name="_heading_103"/>
+      <w:bookmarkStart w:name="_heading_103" w:id="3"/>
       <w:r>
         <w:rPr>
           <w:rFonts w:ascii="Times New Roman" w:hAnsi="Times New Roman" w:eastAsia="黑体"/>
@@ -6255,7 +6271,7 @@
         <w:ind w:firstLine="0"/>
         <w:jc w:val="both"/>
       </w:pPr>
-      <w:bookmarkStart w:id="4" w:name="_heading_104"/>
+      <w:bookmarkStart w:name="_heading_104" w:id="4"/>
       <w:r>
         <w:rPr>
           <w:rFonts w:ascii="Times New Roman" w:hAnsi="Times New Roman" w:eastAsia="黑体"/>
@@ -6273,7 +6289,7 @@
         <w:ind w:firstLine="0"/>
         <w:jc w:val="both"/>
       </w:pPr>
-      <w:bookmarkStart w:id="5" w:name="_heading_105"/>
+      <w:bookmarkStart w:name="_heading_105" w:id="5"/>
       <w:r>
         <w:rPr>
           <w:rFonts w:ascii="Times New Roman" w:hAnsi="Times New Roman" w:eastAsia="黑体"/>
@@ -6323,7 +6339,7 @@
         <w:ind w:firstLine="0"/>
         <w:jc w:val="both"/>
       </w:pPr>
-      <w:bookmarkStart w:id="6" w:name="_heading_106"/>
+      <w:bookmarkStart w:name="_heading_106" w:id="6"/>
       <w:r>
         <w:rPr>
           <w:rFonts w:ascii="Times New Roman" w:hAnsi="Times New Roman" w:eastAsia="黑体"/>
@@ -6389,7 +6405,7 @@
         <w:ind w:firstLine="0"/>
         <w:jc w:val="both"/>
       </w:pPr>
-      <w:bookmarkStart w:id="7" w:name="_heading_107"/>
+      <w:bookmarkStart w:name="_heading_107" w:id="7"/>
       <w:r>
         <w:rPr>
           <w:rFonts w:ascii="Times New Roman" w:hAnsi="Times New Roman" w:eastAsia="黑体"/>
@@ -6407,7 +6423,7 @@
         <w:ind w:firstLine="0"/>
         <w:jc w:val="both"/>
       </w:pPr>
-      <w:bookmarkStart w:id="8" w:name="_heading_108"/>
+      <w:bookmarkStart w:name="_heading_108" w:id="8"/>
       <w:r>
         <w:rPr>
           <w:rFonts w:ascii="Times New Roman" w:hAnsi="Times New Roman" w:eastAsia="黑体"/>
@@ -6441,7 +6457,7 @@
         <w:ind w:firstLine="0"/>
         <w:jc w:val="both"/>
       </w:pPr>
-      <w:bookmarkStart w:id="9" w:name="_heading_109"/>
+      <w:bookmarkStart w:name="_heading_109" w:id="9"/>
       <w:r>
         <w:rPr>
           <w:rFonts w:ascii="Times New Roman" w:hAnsi="Times New Roman" w:eastAsia="黑体"/>
@@ -6475,7 +6491,7 @@
         <w:ind w:firstLine="0"/>
         <w:jc w:val="both"/>
       </w:pPr>
-      <w:bookmarkStart w:id="10" w:name="_heading_110"/>
+      <w:bookmarkStart w:name="_heading_110" w:id="10"/>
       <w:r>
         <w:rPr>
           <w:rFonts w:ascii="Times New Roman" w:hAnsi="Times New Roman" w:eastAsia="黑体"/>
@@ -6509,7 +6525,7 @@
         <w:ind w:firstLine="0"/>
         <w:jc w:val="both"/>
       </w:pPr>
-      <w:bookmarkStart w:id="11" w:name="_heading_111"/>
+      <w:bookmarkStart w:name="_heading_111" w:id="11"/>
       <w:r>
         <w:rPr>
           <w:rFonts w:ascii="Times New Roman" w:hAnsi="Times New Roman" w:eastAsia="黑体"/>
@@ -6527,7 +6543,7 @@
         <w:ind w:firstLine="0"/>
         <w:jc w:val="both"/>
       </w:pPr>
-      <w:bookmarkStart w:id="12" w:name="_heading_112"/>
+      <w:bookmarkStart w:name="_heading_112" w:id="12"/>
       <w:r>
         <w:rPr>
           <w:rFonts w:ascii="Times New Roman" w:hAnsi="Times New Roman" w:eastAsia="黑体"/>
@@ -6561,7 +6577,7 @@
         <w:ind w:firstLine="0"/>
         <w:jc w:val="both"/>
       </w:pPr>
-      <w:bookmarkStart w:id="13" w:name="_heading_113"/>
+      <w:bookmarkStart w:name="_heading_113" w:id="13"/>
       <w:r>
         <w:rPr>
           <w:rFonts w:ascii="Times New Roman" w:hAnsi="Times New Roman" w:eastAsia="黑体"/>
@@ -6595,7 +6611,7 @@
         <w:ind w:firstLine="0"/>
         <w:jc w:val="both"/>
       </w:pPr>
-      <w:bookmarkStart w:id="14" w:name="_heading_114"/>
+      <w:bookmarkStart w:name="_heading_114" w:id="14"/>
       <w:r>
         <w:rPr>
           <w:rFonts w:ascii="Times New Roman" w:hAnsi="Times New Roman" w:eastAsia="黑体"/>
@@ -6613,7 +6629,7 @@
         <w:ind w:firstLine="0"/>
         <w:jc w:val="both"/>
       </w:pPr>
-      <w:bookmarkStart w:id="15" w:name="_heading_115"/>
+      <w:bookmarkStart w:name="_heading_115" w:id="15"/>
       <w:r>
         <w:rPr>
           <w:rFonts w:ascii="Times New Roman" w:hAnsi="Times New Roman" w:eastAsia="黑体"/>
@@ -6647,7 +6663,7 @@
         <w:ind w:firstLine="0"/>
         <w:jc w:val="both"/>
       </w:pPr>
-      <w:bookmarkStart w:id="16" w:name="_heading_116"/>
+      <w:bookmarkStart w:name="_heading_116" w:id="16"/>
       <w:r>
         <w:rPr>
           <w:rFonts w:ascii="Times New Roman" w:hAnsi="Times New Roman" w:eastAsia="黑体"/>
@@ -6681,7 +6697,7 @@
         <w:ind w:firstLine="0"/>
         <w:jc w:val="both"/>
       </w:pPr>
-      <w:bookmarkStart w:id="17" w:name="_heading_117"/>
+      <w:bookmarkStart w:name="_heading_117" w:id="17"/>
       <w:r>
         <w:rPr>
           <w:rFonts w:ascii="Times New Roman" w:hAnsi="Times New Roman" w:eastAsia="黑体"/>
@@ -6720,7 +6736,7 @@
         <w:ind w:firstLine="0"/>
         <w:jc w:val="both"/>
       </w:pPr>
-      <w:bookmarkStart w:id="18" w:name="_heading_118"/>
+      <w:bookmarkStart w:name="_heading_118" w:id="18"/>
       <w:r>
         <w:rPr>
           <w:rFonts w:ascii="Times New Roman" w:hAnsi="Times New Roman" w:eastAsia="黑体"/>
@@ -6754,7 +6770,7 @@
         <w:ind w:firstLine="0"/>
         <w:jc w:val="both"/>
       </w:pPr>
-      <w:bookmarkStart w:id="19" w:name="_heading_119"/>
+      <w:bookmarkStart w:name="_heading_119" w:id="19"/>
       <w:r>
         <w:rPr>
           <w:rFonts w:ascii="Times New Roman" w:hAnsi="Times New Roman" w:eastAsia="黑体"/>
@@ -6788,7 +6804,7 @@
         <w:ind w:firstLine="0"/>
         <w:jc w:val="both"/>
       </w:pPr>
-      <w:bookmarkStart w:id="20" w:name="_heading_120"/>
+      <w:bookmarkStart w:name="_heading_120" w:id="20"/>
       <w:r>
         <w:rPr>
           <w:rFonts w:ascii="Times New Roman" w:hAnsi="Times New Roman" w:eastAsia="黑体"/>
@@ -6806,7 +6822,7 @@
         <w:ind w:firstLine="0"/>
         <w:jc w:val="both"/>
       </w:pPr>
-      <w:bookmarkStart w:id="21" w:name="_heading_121"/>
+      <w:bookmarkStart w:name="_heading_121" w:id="21"/>
       <w:r>
         <w:rPr>
           <w:rFonts w:ascii="Times New Roman" w:hAnsi="Times New Roman" w:eastAsia="黑体"/>
@@ -6840,7 +6856,7 @@
         <w:ind w:firstLine="0"/>
         <w:jc w:val="both"/>
       </w:pPr>
-      <w:bookmarkStart w:id="22" w:name="_heading_122"/>
+      <w:bookmarkStart w:name="_heading_122" w:id="22"/>
       <w:r>
         <w:rPr>
           <w:rFonts w:ascii="Times New Roman" w:hAnsi="Times New Roman" w:eastAsia="黑体"/>
@@ -6874,7 +6890,7 @@
         <w:ind w:firstLine="0"/>
         <w:jc w:val="both"/>
       </w:pPr>
-      <w:bookmarkStart w:id="23" w:name="_heading_123"/>
+      <w:bookmarkStart w:name="_heading_123" w:id="23"/>
       <w:r>
         <w:rPr>
           <w:rFonts w:ascii="Times New Roman" w:hAnsi="Times New Roman" w:eastAsia="黑体"/>
@@ -6908,7 +6924,7 @@
         <w:ind w:firstLine="0"/>
         <w:jc w:val="both"/>
       </w:pPr>
-      <w:bookmarkStart w:id="24" w:name="_heading_124"/>
+      <w:bookmarkStart w:name="_heading_124" w:id="24"/>
       <w:r>
         <w:rPr>
           <w:rFonts w:ascii="Times New Roman" w:hAnsi="Times New Roman" w:eastAsia="黑体"/>
@@ -6942,7 +6958,7 @@
         <w:ind w:firstLine="0"/>
         <w:jc w:val="both"/>
       </w:pPr>
-      <w:bookmarkStart w:id="25" w:name="_heading_125"/>
+      <w:bookmarkStart w:name="_heading_125" w:id="25"/>
       <w:r>
         <w:rPr>
           <w:rFonts w:ascii="Times New Roman" w:hAnsi="Times New Roman" w:eastAsia="黑体"/>
@@ -6976,7 +6992,7 @@
         <w:ind w:firstLine="0"/>
         <w:jc w:val="both"/>
       </w:pPr>
-      <w:bookmarkStart w:id="26" w:name="_heading_126"/>
+      <w:bookmarkStart w:name="_heading_126" w:id="26"/>
       <w:r>
         <w:rPr>
           <w:rFonts w:ascii="Times New Roman" w:hAnsi="Times New Roman" w:eastAsia="黑体"/>
@@ -6994,7 +7010,7 @@
         <w:ind w:firstLine="0"/>
         <w:jc w:val="both"/>
       </w:pPr>
-      <w:bookmarkStart w:id="27" w:name="_heading_127"/>
+      <w:bookmarkStart w:name="_heading_127" w:id="27"/>
       <w:r>
         <w:rPr>
           <w:rFonts w:ascii="Times New Roman" w:hAnsi="Times New Roman" w:eastAsia="黑体"/>
@@ -7028,7 +7044,7 @@
         <w:ind w:firstLine="0"/>
         <w:jc w:val="both"/>
       </w:pPr>
-      <w:bookmarkStart w:id="28" w:name="_heading_128"/>
+      <w:bookmarkStart w:name="_heading_128" w:id="28"/>
       <w:r>
         <w:rPr>
           <w:rFonts w:ascii="Times New Roman" w:hAnsi="Times New Roman" w:eastAsia="黑体"/>
@@ -7062,7 +7078,7 @@
         <w:ind w:firstLine="0"/>
         <w:jc w:val="both"/>
       </w:pPr>
-      <w:bookmarkStart w:id="29" w:name="_heading_129"/>
+      <w:bookmarkStart w:name="_heading_129" w:id="29"/>
       <w:r>
         <w:rPr>
           <w:rFonts w:ascii="Times New Roman" w:hAnsi="Times New Roman" w:eastAsia="黑体"/>
@@ -7096,7 +7112,7 @@
         <w:ind w:firstLine="0"/>
         <w:jc w:val="both"/>
       </w:pPr>
-      <w:bookmarkStart w:id="30" w:name="_heading_130"/>
+      <w:bookmarkStart w:name="_heading_130" w:id="30"/>
       <w:r>
         <w:rPr>
           <w:rFonts w:ascii="Times New Roman" w:hAnsi="Times New Roman" w:eastAsia="黑体"/>
@@ -7135,7 +7151,7 @@
         <w:ind w:firstLine="0"/>
         <w:jc w:val="both"/>
       </w:pPr>
-      <w:bookmarkStart w:id="31" w:name="_heading_131"/>
+      <w:bookmarkStart w:name="_heading_131" w:id="31"/>
       <w:r>
         <w:rPr>
           <w:rFonts w:ascii="Times New Roman" w:hAnsi="Times New Roman" w:eastAsia="黑体"/>
@@ -7169,7 +7185,7 @@
         <w:ind w:firstLine="0"/>
         <w:jc w:val="both"/>
       </w:pPr>
-      <w:bookmarkStart w:id="32" w:name="_heading_132"/>
+      <w:bookmarkStart w:name="_heading_132" w:id="32"/>
       <w:r>
         <w:rPr>
           <w:rFonts w:ascii="Times New Roman" w:hAnsi="Times New Roman" w:eastAsia="黑体"/>
@@ -7187,7 +7203,7 @@
         <w:ind w:firstLine="0"/>
         <w:jc w:val="both"/>
       </w:pPr>
-      <w:bookmarkStart w:id="33" w:name="_heading_133"/>
+      <w:bookmarkStart w:name="_heading_133" w:id="33"/>
       <w:r>
         <w:rPr>
           <w:rFonts w:ascii="Times New Roman" w:hAnsi="Times New Roman" w:eastAsia="黑体"/>
@@ -7221,7 +7237,7 @@
         <w:ind w:firstLine="0"/>
         <w:jc w:val="both"/>
       </w:pPr>
-      <w:bookmarkStart w:id="34" w:name="_heading_134"/>
+      <w:bookmarkStart w:name="_heading_134" w:id="34"/>
       <w:r>
         <w:rPr>
           <w:rFonts w:ascii="Times New Roman" w:hAnsi="Times New Roman" w:eastAsia="黑体"/>
@@ -7255,7 +7271,7 @@
         <w:ind w:firstLine="0"/>
         <w:jc w:val="both"/>
       </w:pPr>
-      <w:bookmarkStart w:id="35" w:name="_heading_135"/>
+      <w:bookmarkStart w:name="_heading_135" w:id="35"/>
       <w:r>
         <w:rPr>
           <w:rFonts w:ascii="Times New Roman" w:hAnsi="Times New Roman" w:eastAsia="黑体"/>
@@ -7289,7 +7305,7 @@
         <w:ind w:firstLine="0"/>
         <w:jc w:val="both"/>
       </w:pPr>
-      <w:bookmarkStart w:id="36" w:name="_heading_136"/>
+      <w:bookmarkStart w:name="_heading_136" w:id="36"/>
       <w:r>
         <w:rPr>
           <w:rFonts w:ascii="Times New Roman" w:hAnsi="Times New Roman" w:eastAsia="黑体"/>
@@ -7307,7 +7323,7 @@
         <w:ind w:firstLine="0"/>
         <w:jc w:val="both"/>
       </w:pPr>
-      <w:bookmarkStart w:id="37" w:name="_heading_137"/>
+      <w:bookmarkStart w:name="_heading_137" w:id="37"/>
       <w:r>
         <w:rPr>
           <w:rFonts w:ascii="Times New Roman" w:hAnsi="Times New Roman" w:eastAsia="黑体"/>
@@ -7341,7 +7357,7 @@
         <w:ind w:firstLine="0"/>
         <w:jc w:val="both"/>
       </w:pPr>
-      <w:bookmarkStart w:id="38" w:name="_heading_138"/>
+      <w:bookmarkStart w:name="_heading_138" w:id="38"/>
       <w:r>
         <w:rPr>
           <w:rFonts w:ascii="Times New Roman" w:hAnsi="Times New Roman" w:eastAsia="黑体"/>
@@ -7375,7 +7391,7 @@
         <w:ind w:firstLine="0"/>
         <w:jc w:val="both"/>
       </w:pPr>
-      <w:bookmarkStart w:id="39" w:name="_heading_139"/>
+      <w:bookmarkStart w:name="_heading_139" w:id="39"/>
       <w:r>
         <w:rPr>
           <w:rFonts w:ascii="Times New Roman" w:hAnsi="Times New Roman" w:eastAsia="黑体"/>
@@ -7409,7 +7425,7 @@
         <w:ind w:firstLine="0"/>
         <w:jc w:val="both"/>
       </w:pPr>
-      <w:bookmarkStart w:id="40" w:name="_heading_140"/>
+      <w:bookmarkStart w:name="_heading_140" w:id="40"/>
       <w:r>
         <w:rPr>
           <w:rFonts w:ascii="Times New Roman" w:hAnsi="Times New Roman" w:eastAsia="黑体"/>
@@ -7443,7 +7459,7 @@
         <w:ind w:firstLine="0"/>
         <w:jc w:val="both"/>
       </w:pPr>
-      <w:bookmarkStart w:id="41" w:name="_heading_141"/>
+      <w:bookmarkStart w:name="_heading_141" w:id="41"/>
       <w:r>
         <w:rPr>
           <w:rFonts w:ascii="Times New Roman" w:hAnsi="Times New Roman" w:eastAsia="黑体"/>
@@ -7461,7 +7477,7 @@
         <w:ind w:firstLine="0"/>
         <w:jc w:val="both"/>
       </w:pPr>
-      <w:bookmarkStart w:id="42" w:name="_heading_142"/>
+      <w:bookmarkStart w:name="_heading_142" w:id="42"/>
       <w:r>
         <w:rPr>
           <w:rFonts w:ascii="Times New Roman" w:hAnsi="Times New Roman" w:eastAsia="黑体"/>
@@ -7495,7 +7511,7 @@
         <w:ind w:firstLine="0"/>
         <w:jc w:val="both"/>
       </w:pPr>
-      <w:bookmarkStart w:id="43" w:name="_heading_143"/>
+      <w:bookmarkStart w:name="_heading_143" w:id="43"/>
       <w:r>
         <w:rPr>
           <w:rFonts w:ascii="Times New Roman" w:hAnsi="Times New Roman" w:eastAsia="黑体"/>
@@ -7529,7 +7545,7 @@
         <w:ind w:firstLine="0"/>
         <w:jc w:val="both"/>
       </w:pPr>
-      <w:bookmarkStart w:id="44" w:name="_heading_144"/>
+      <w:bookmarkStart w:name="_heading_144" w:id="44"/>
       <w:r>
         <w:rPr>
           <w:rFonts w:ascii="Times New Roman" w:hAnsi="Times New Roman" w:eastAsia="黑体"/>
@@ -7563,7 +7579,7 @@
         <w:ind w:firstLine="0"/>
         <w:jc w:val="both"/>
       </w:pPr>
-      <w:bookmarkStart w:id="45" w:name="_heading_145"/>
+      <w:bookmarkStart w:name="_heading_145" w:id="45"/>
       <w:r>
         <w:rPr>
           <w:rFonts w:ascii="Times New Roman" w:hAnsi="Times New Roman" w:eastAsia="黑体"/>
@@ -7597,7 +7613,7 @@
         <w:ind w:firstLine="0"/>
         <w:jc w:val="both"/>
       </w:pPr>
-      <w:bookmarkStart w:id="46" w:name="_heading_146"/>
+      <w:bookmarkStart w:name="_heading_146" w:id="46"/>
       <w:r>
         <w:rPr>
           <w:rFonts w:ascii="Times New Roman" w:hAnsi="Times New Roman" w:eastAsia="黑体"/>
@@ -7631,7 +7647,7 @@
         <w:ind w:firstLine="0"/>
         <w:jc w:val="both"/>
       </w:pPr>
-      <w:bookmarkStart w:id="47" w:name="_heading_147"/>
+      <w:bookmarkStart w:name="_heading_147" w:id="47"/>
       <w:r>
         <w:rPr>
           <w:rFonts w:ascii="Times New Roman" w:hAnsi="Times New Roman" w:eastAsia="黑体"/>
@@ -7665,7 +7681,7 @@
         <w:ind w:firstLine="0"/>
         <w:jc w:val="both"/>
       </w:pPr>
-      <w:bookmarkStart w:id="48" w:name="_heading_148"/>
+      <w:bookmarkStart w:name="_heading_148" w:id="48"/>
       <w:r>
         <w:rPr>
           <w:rFonts w:ascii="Times New Roman" w:hAnsi="Times New Roman" w:eastAsia="黑体"/>
@@ -7683,7 +7699,7 @@
         <w:ind w:firstLine="0"/>
         <w:jc w:val="both"/>
       </w:pPr>
-      <w:bookmarkStart w:id="49" w:name="_heading_149"/>
+      <w:bookmarkStart w:name="_heading_149" w:id="49"/>
       <w:r>
         <w:rPr>
           <w:rFonts w:ascii="Times New Roman" w:hAnsi="Times New Roman" w:eastAsia="黑体"/>
@@ -7717,7 +7733,7 @@
         <w:ind w:firstLine="0"/>
         <w:jc w:val="both"/>
       </w:pPr>
-      <w:bookmarkStart w:id="50" w:name="_heading_150"/>
+      <w:bookmarkStart w:name="_heading_150" w:id="50"/>
       <w:r>
         <w:rPr>
           <w:rFonts w:ascii="Times New Roman" w:hAnsi="Times New Roman" w:eastAsia="黑体"/>
@@ -7751,7 +7767,7 @@
         <w:ind w:firstLine="0"/>
         <w:jc w:val="both"/>
       </w:pPr>
-      <w:bookmarkStart w:id="51" w:name="_heading_151"/>
+      <w:bookmarkStart w:name="_heading_151" w:id="51"/>
       <w:r>
         <w:rPr>
           <w:rFonts w:ascii="Times New Roman" w:hAnsi="Times New Roman" w:eastAsia="黑体"/>
@@ -7785,7 +7801,7 @@
         <w:ind w:firstLine="0"/>
         <w:jc w:val="both"/>
       </w:pPr>
-      <w:bookmarkStart w:id="52" w:name="_heading_152"/>
+      <w:bookmarkStart w:name="_heading_152" w:id="52"/>
       <w:r>
         <w:rPr>
           <w:rFonts w:ascii="Times New Roman" w:hAnsi="Times New Roman" w:eastAsia="黑体"/>
@@ -7803,7 +7819,7 @@
         <w:ind w:firstLine="0"/>
         <w:jc w:val="both"/>
       </w:pPr>
-      <w:bookmarkStart w:id="53" w:name="_heading_153"/>
+      <w:bookmarkStart w:name="_heading_153" w:id="53"/>
       <w:r>
         <w:rPr>
           <w:rFonts w:ascii="Times New Roman" w:hAnsi="Times New Roman" w:eastAsia="黑体"/>
@@ -7837,7 +7853,7 @@
         <w:ind w:firstLine="0"/>
         <w:jc w:val="both"/>
       </w:pPr>
-      <w:bookmarkStart w:id="54" w:name="_heading_154"/>
+      <w:bookmarkStart w:name="_heading_154" w:id="54"/>
       <w:r>
         <w:rPr>
           <w:rFonts w:ascii="Times New Roman" w:hAnsi="Times New Roman" w:eastAsia="黑体"/>
@@ -7871,7 +7887,7 @@
         <w:ind w:firstLine="0"/>
         <w:jc w:val="both"/>
       </w:pPr>
-      <w:bookmarkStart w:id="55" w:name="_heading_155"/>
+      <w:bookmarkStart w:name="_heading_155" w:id="55"/>
       <w:r>
         <w:rPr>
           <w:rFonts w:ascii="Times New Roman" w:hAnsi="Times New Roman" w:eastAsia="黑体"/>
@@ -7905,7 +7921,7 @@
         <w:ind w:firstLine="0"/>
         <w:jc w:val="both"/>
       </w:pPr>
-      <w:bookmarkStart w:id="56" w:name="_heading_156"/>
+      <w:bookmarkStart w:name="_heading_156" w:id="56"/>
       <w:r>
         <w:rPr>
           <w:rFonts w:ascii="Times New Roman" w:hAnsi="Times New Roman" w:eastAsia="黑体"/>
@@ -7923,7 +7939,7 @@
         <w:ind w:firstLine="0"/>
         <w:jc w:val="both"/>
       </w:pPr>
-      <w:bookmarkStart w:id="57" w:name="_heading_157"/>
+      <w:bookmarkStart w:name="_heading_157" w:id="57"/>
       <w:r>
         <w:rPr>
           <w:rFonts w:ascii="Times New Roman" w:hAnsi="Times New Roman" w:eastAsia="黑体"/>
@@ -7957,7 +7973,7 @@
         <w:ind w:firstLine="0"/>
         <w:jc w:val="both"/>
       </w:pPr>
-      <w:bookmarkStart w:id="58" w:name="_heading_158"/>
+      <w:bookmarkStart w:name="_heading_158" w:id="58"/>
       <w:r>
         <w:rPr>
           <w:rFonts w:ascii="Times New Roman" w:hAnsi="Times New Roman" w:eastAsia="黑体"/>
@@ -7996,7 +8012,7 @@
         <w:ind w:firstLine="0"/>
         <w:jc w:val="both"/>
       </w:pPr>
-      <w:bookmarkStart w:id="59" w:name="_heading_159"/>
+      <w:bookmarkStart w:name="_heading_159" w:id="59"/>
       <w:r>
         <w:rPr>
           <w:rFonts w:ascii="Times New Roman" w:hAnsi="Times New Roman" w:eastAsia="黑体"/>
@@ -8030,7 +8046,7 @@
         <w:ind w:firstLine="0"/>
         <w:jc w:val="both"/>
       </w:pPr>
-      <w:bookmarkStart w:id="60" w:name="_heading_160"/>
+      <w:bookmarkStart w:name="_heading_160" w:id="60"/>
       <w:r>
         <w:rPr>
           <w:rFonts w:ascii="Times New Roman" w:hAnsi="Times New Roman" w:eastAsia="黑体"/>
@@ -8064,7 +8080,7 @@
         <w:ind w:firstLine="0"/>
         <w:jc w:val="both"/>
       </w:pPr>
-      <w:bookmarkStart w:id="61" w:name="_heading_161"/>
+      <w:bookmarkStart w:name="_heading_161" w:id="61"/>
       <w:r>
         <w:rPr>
           <w:rFonts w:ascii="Times New Roman" w:hAnsi="Times New Roman" w:eastAsia="黑体"/>
@@ -8082,7 +8098,7 @@
         <w:ind w:firstLine="0"/>
         <w:jc w:val="both"/>
       </w:pPr>
-      <w:bookmarkStart w:id="62" w:name="_heading_162"/>
+      <w:bookmarkStart w:name="_heading_162" w:id="62"/>
       <w:r>
         <w:rPr>
           <w:rFonts w:ascii="Times New Roman" w:hAnsi="Times New Roman" w:eastAsia="黑体"/>
@@ -8116,7 +8132,7 @@
         <w:ind w:firstLine="0"/>
         <w:jc w:val="both"/>
       </w:pPr>
-      <w:bookmarkStart w:id="63" w:name="_heading_163"/>
+      <w:bookmarkStart w:name="_heading_163" w:id="63"/>
       <w:r>
         <w:rPr>
           <w:rFonts w:ascii="Times New Roman" w:hAnsi="Times New Roman" w:eastAsia="黑体"/>
@@ -8150,7 +8166,7 @@
         <w:ind w:firstLine="0"/>
         <w:jc w:val="both"/>
       </w:pPr>
-      <w:bookmarkStart w:id="64" w:name="_heading_164"/>
+      <w:bookmarkStart w:name="_heading_164" w:id="64"/>
       <w:r>
         <w:rPr>
           <w:rFonts w:ascii="Times New Roman" w:hAnsi="Times New Roman" w:eastAsia="黑体"/>
@@ -8184,7 +8200,7 @@
         <w:ind w:firstLine="0"/>
         <w:jc w:val="both"/>
       </w:pPr>
-      <w:bookmarkStart w:id="65" w:name="_heading_165"/>
+      <w:bookmarkStart w:name="_heading_165" w:id="65"/>
       <w:r>
         <w:rPr>
           <w:rFonts w:ascii="Times New Roman" w:hAnsi="Times New Roman" w:eastAsia="黑体"/>
@@ -8218,7 +8234,7 @@
         <w:ind w:firstLine="0"/>
         <w:jc w:val="both"/>
       </w:pPr>
-      <w:bookmarkStart w:id="66" w:name="_heading_166"/>
+      <w:bookmarkStart w:name="_heading_166" w:id="66"/>
       <w:r>
         <w:rPr>
           <w:rFonts w:ascii="Times New Roman" w:hAnsi="Times New Roman" w:eastAsia="黑体"/>
@@ -8236,7 +8252,7 @@
         <w:ind w:firstLine="0"/>
         <w:jc w:val="both"/>
       </w:pPr>
-      <w:bookmarkStart w:id="67" w:name="_heading_167"/>
+      <w:bookmarkStart w:name="_heading_167" w:id="67"/>
       <w:r>
         <w:rPr>
           <w:rFonts w:ascii="Times New Roman" w:hAnsi="Times New Roman" w:eastAsia="黑体"/>
@@ -8270,7 +8286,7 @@
         <w:ind w:firstLine="0"/>
         <w:jc w:val="both"/>
       </w:pPr>
-      <w:bookmarkStart w:id="68" w:name="_heading_168"/>
+      <w:bookmarkStart w:name="_heading_168" w:id="68"/>
       <w:r>
         <w:rPr>
           <w:rFonts w:ascii="Times New Roman" w:hAnsi="Times New Roman" w:eastAsia="黑体"/>
@@ -8304,7 +8320,7 @@
         <w:ind w:firstLine="0"/>
         <w:jc w:val="both"/>
       </w:pPr>
-      <w:bookmarkStart w:id="69" w:name="_heading_169"/>
+      <w:bookmarkStart w:name="_heading_169" w:id="69"/>
       <w:r>
         <w:rPr>
           <w:rFonts w:ascii="Times New Roman" w:hAnsi="Times New Roman" w:eastAsia="黑体"/>
@@ -8338,7 +8354,7 @@
         <w:ind w:firstLine="0"/>
         <w:jc w:val="both"/>
       </w:pPr>
-      <w:bookmarkStart w:id="70" w:name="_heading_170"/>
+      <w:bookmarkStart w:name="_heading_170" w:id="70"/>
       <w:r>
         <w:rPr>
           <w:rFonts w:ascii="Times New Roman" w:hAnsi="Times New Roman" w:eastAsia="黑体"/>
@@ -8372,7 +8388,7 @@
         <w:ind w:firstLine="0"/>
         <w:jc w:val="both"/>
       </w:pPr>
-      <w:bookmarkStart w:id="71" w:name="_heading_171"/>
+      <w:bookmarkStart w:name="_heading_171" w:id="71"/>
       <w:r>
         <w:rPr>
           <w:rFonts w:ascii="Times New Roman" w:hAnsi="Times New Roman" w:eastAsia="黑体"/>
@@ -8390,7 +8406,7 @@
         <w:ind w:firstLine="0"/>
         <w:jc w:val="both"/>
       </w:pPr>
-      <w:bookmarkStart w:id="72" w:name="_heading_172"/>
+      <w:bookmarkStart w:name="_heading_172" w:id="72"/>
       <w:r>
         <w:rPr>
           <w:rFonts w:ascii="Times New Roman" w:hAnsi="Times New Roman" w:eastAsia="黑体"/>
@@ -8424,7 +8440,7 @@
         <w:ind w:firstLine="0"/>
         <w:jc w:val="both"/>
       </w:pPr>
-      <w:bookmarkStart w:id="73" w:name="_heading_173"/>
+      <w:bookmarkStart w:name="_heading_173" w:id="73"/>
       <w:r>
         <w:rPr>
           <w:rFonts w:ascii="Times New Roman" w:hAnsi="Times New Roman" w:eastAsia="黑体"/>
@@ -8458,7 +8474,7 @@
         <w:ind w:firstLine="0"/>
         <w:jc w:val="both"/>
       </w:pPr>
-      <w:bookmarkStart w:id="74" w:name="_heading_174"/>
+      <w:bookmarkStart w:name="_heading_174" w:id="74"/>
       <w:r>
         <w:rPr>
           <w:rFonts w:ascii="Times New Roman" w:hAnsi="Times New Roman" w:eastAsia="黑体"/>
@@ -8476,7 +8492,7 @@
         <w:ind w:firstLine="0"/>
         <w:jc w:val="both"/>
       </w:pPr>
-      <w:bookmarkStart w:id="75" w:name="_heading_175"/>
+      <w:bookmarkStart w:name="_heading_175" w:id="75"/>
       <w:r>
         <w:rPr>
           <w:rFonts w:ascii="Times New Roman" w:hAnsi="Times New Roman" w:eastAsia="黑体"/>
@@ -8510,7 +8526,7 @@
         <w:ind w:firstLine="0"/>
         <w:jc w:val="both"/>
       </w:pPr>
-      <w:bookmarkStart w:id="76" w:name="_heading_176"/>
+      <w:bookmarkStart w:name="_heading_176" w:id="76"/>
       <w:r>
         <w:rPr>
           <w:rFonts w:ascii="Times New Roman" w:hAnsi="Times New Roman" w:eastAsia="黑体"/>
@@ -8549,7 +8565,7 @@
         <w:ind w:firstLine="0"/>
         <w:jc w:val="both"/>
       </w:pPr>
-      <w:bookmarkStart w:id="77" w:name="_heading_177"/>
+      <w:bookmarkStart w:name="_heading_177" w:id="77"/>
       <w:r>
         <w:rPr>
           <w:rFonts w:ascii="Times New Roman" w:hAnsi="Times New Roman" w:eastAsia="黑体"/>
@@ -8583,7 +8599,7 @@
         <w:ind w:firstLine="0"/>
         <w:jc w:val="both"/>
       </w:pPr>
-      <w:bookmarkStart w:id="78" w:name="_heading_178"/>
+      <w:bookmarkStart w:name="_heading_178" w:id="78"/>
       <w:r>
         <w:rPr>
           <w:rFonts w:ascii="Times New Roman" w:hAnsi="Times New Roman" w:eastAsia="黑体"/>
@@ -8617,7 +8633,7 @@
         <w:ind w:firstLine="0"/>
         <w:jc w:val="both"/>
       </w:pPr>
-      <w:bookmarkStart w:id="79" w:name="_heading_179"/>
+      <w:bookmarkStart w:name="_heading_179" w:id="79"/>
       <w:r>
         <w:rPr>
           <w:rFonts w:ascii="Times New Roman" w:hAnsi="Times New Roman" w:eastAsia="黑体"/>
@@ -8635,7 +8651,7 @@
         <w:ind w:firstLine="0"/>
         <w:jc w:val="both"/>
       </w:pPr>
-      <w:bookmarkStart w:id="80" w:name="_heading_180"/>
+      <w:bookmarkStart w:name="_heading_180" w:id="80"/>
       <w:r>
         <w:rPr>
           <w:rFonts w:ascii="Times New Roman" w:hAnsi="Times New Roman" w:eastAsia="黑体"/>
@@ -8669,7 +8685,7 @@
         <w:ind w:firstLine="0"/>
         <w:jc w:val="both"/>
       </w:pPr>
-      <w:bookmarkStart w:id="81" w:name="_heading_181"/>
+      <w:bookmarkStart w:name="_heading_181" w:id="81"/>
       <w:r>
         <w:rPr>
           <w:rFonts w:ascii="Times New Roman" w:hAnsi="Times New Roman" w:eastAsia="黑体"/>
@@ -8703,7 +8719,7 @@
         <w:ind w:firstLine="0"/>
         <w:jc w:val="both"/>
       </w:pPr>
-      <w:bookmarkStart w:id="82" w:name="_heading_182"/>
+      <w:bookmarkStart w:name="_heading_182" w:id="82"/>
       <w:r>
         <w:rPr>
           <w:rFonts w:ascii="Times New Roman" w:hAnsi="Times New Roman" w:eastAsia="黑体"/>
@@ -8737,7 +8753,7 @@
         <w:ind w:firstLine="0"/>
         <w:jc w:val="both"/>
       </w:pPr>
-      <w:bookmarkStart w:id="83" w:name="_heading_183"/>
+      <w:bookmarkStart w:name="_heading_183" w:id="83"/>
       <w:r>
         <w:rPr>
           <w:rFonts w:ascii="Times New Roman" w:hAnsi="Times New Roman" w:eastAsia="黑体"/>
@@ -8771,7 +8787,7 @@
         <w:ind w:firstLine="0"/>
         <w:jc w:val="both"/>
       </w:pPr>
-      <w:bookmarkStart w:id="84" w:name="_heading_184"/>
+      <w:bookmarkStart w:name="_heading_184" w:id="84"/>
       <w:r>
         <w:rPr>
           <w:rFonts w:ascii="Times New Roman" w:hAnsi="Times New Roman" w:eastAsia="黑体"/>
@@ -8805,7 +8821,7 @@
         <w:ind w:firstLine="0"/>
         <w:jc w:val="both"/>
       </w:pPr>
-      <w:bookmarkStart w:id="85" w:name="_heading_185"/>
+      <w:bookmarkStart w:name="_heading_185" w:id="85"/>
       <w:r>
         <w:rPr>
           <w:rFonts w:ascii="Times New Roman" w:hAnsi="Times New Roman" w:eastAsia="黑体"/>
@@ -8844,7 +8860,7 @@
         <w:ind w:firstLine="0"/>
         <w:jc w:val="center"/>
       </w:pPr>
-      <w:bookmarkStart w:id="86" w:name="_heading_186"/>
+      <w:bookmarkStart w:name="_heading_186" w:id="86"/>
       <w:r>
         <w:rPr>
           <w:rFonts w:ascii="Times New Roman" w:hAnsi="Times New Roman" w:eastAsia="黑体"/>
@@ -8995,7 +9011,7 @@
         <w:ind w:firstLine="0"/>
         <w:jc w:val="center"/>
       </w:pPr>
-      <w:bookmarkStart w:id="87" w:name="_heading_187"/>
+      <w:bookmarkStart w:name="_heading_187" w:id="87"/>
       <w:r>
         <w:rPr>
           <w:rFonts w:ascii="Times New Roman" w:hAnsi="Times New Roman" w:eastAsia="黑体"/>
@@ -9034,7 +9050,7 @@
         <w:ind w:firstLine="0"/>
         <w:jc w:val="center"/>
       </w:pPr>
-      <w:bookmarkStart w:id="88" w:name="_heading_188"/>
+      <w:bookmarkStart w:name="_heading_188" w:id="88"/>
       <w:r>
         <w:rPr>
           <w:rFonts w:ascii="Times New Roman" w:hAnsi="Times New Roman" w:eastAsia="黑体"/>
@@ -9258,7 +9274,7 @@
         <w:ind w:firstLine="0"/>
         <w:jc w:val="both"/>
       </w:pPr>
-      <w:bookmarkStart w:id="89" w:name="_heading_189"/>
+      <w:bookmarkStart w:name="_heading_189" w:id="89"/>
       <w:r>
         <w:rPr>
           <w:rFonts w:ascii="Times New Roman" w:hAnsi="Times New Roman" w:eastAsia="黑体"/>
@@ -9380,8 +9396,6 @@
         </w:rPr>
         <w:t>图1 系统工作流管理页面</w:t>
       </w:r>
-      <w:bookmarkStart w:id="90" w:name="_GoBack"/>
-      <w:bookmarkEnd w:id="90"/>
     </w:p>
     <w:p>
       <w:pPr>
@@ -10044,266 +10058,266 @@
   <w:docDefaults>
     <w:rPrDefault>
       <w:rPr>
-        <w:rFonts w:asciiTheme="minorHAnsi" w:hAnsiTheme="minorHAnsi" w:eastAsiaTheme="minorEastAsia" w:cstheme="minorBidi"/>
+        <w:rFonts w:ascii="Times New Roman" w:hAnsi="Times New Roman" w:eastAsia="宋体" w:cs="Times New Roman"/>
       </w:rPr>
     </w:rPrDefault>
     <w:pPrDefault/>
   </w:docDefaults>
-  <w:latentStyles w:count="260" w:defQFormat="0" w:defUnhideWhenUsed="1" w:defSemiHidden="1" w:defUIPriority="99" w:defLockedState="0">
-    <w:lsdException w:qFormat="1" w:unhideWhenUsed="0" w:uiPriority="0" w:semiHidden="0" w:name="Normal"/>
-    <w:lsdException w:qFormat="1" w:unhideWhenUsed="0" w:uiPriority="9" w:semiHidden="0" w:name="heading 1"/>
-    <w:lsdException w:qFormat="1" w:uiPriority="9" w:semiHidden="0" w:name="heading 2"/>
-    <w:lsdException w:qFormat="1" w:uiPriority="9" w:semiHidden="0" w:name="heading 3"/>
-    <w:lsdException w:qFormat="1" w:uiPriority="9" w:name="heading 4"/>
-    <w:lsdException w:qFormat="1" w:uiPriority="9" w:name="heading 5"/>
-    <w:lsdException w:qFormat="1" w:uiPriority="9" w:name="heading 6"/>
-    <w:lsdException w:qFormat="1" w:uiPriority="9" w:name="heading 7"/>
-    <w:lsdException w:qFormat="1" w:uiPriority="9" w:name="heading 8"/>
-    <w:lsdException w:qFormat="1" w:uiPriority="9" w:name="heading 9"/>
-    <w:lsdException w:uiPriority="99" w:name="index 1"/>
-    <w:lsdException w:uiPriority="99" w:name="index 2"/>
-    <w:lsdException w:uiPriority="99" w:name="index 3"/>
-    <w:lsdException w:uiPriority="99" w:name="index 4"/>
-    <w:lsdException w:uiPriority="99" w:name="index 5"/>
-    <w:lsdException w:uiPriority="99" w:name="index 6"/>
-    <w:lsdException w:uiPriority="99" w:name="index 7"/>
-    <w:lsdException w:uiPriority="99" w:name="index 8"/>
-    <w:lsdException w:uiPriority="99" w:name="index 9"/>
-    <w:lsdException w:uiPriority="39" w:name="toc 1"/>
-    <w:lsdException w:uiPriority="39" w:name="toc 2"/>
-    <w:lsdException w:uiPriority="39" w:name="toc 3"/>
-    <w:lsdException w:uiPriority="39" w:name="toc 4"/>
-    <w:lsdException w:uiPriority="39" w:name="toc 5"/>
-    <w:lsdException w:uiPriority="39" w:name="toc 6"/>
-    <w:lsdException w:uiPriority="39" w:name="toc 7"/>
-    <w:lsdException w:uiPriority="39" w:name="toc 8"/>
-    <w:lsdException w:uiPriority="39" w:name="toc 9"/>
-    <w:lsdException w:uiPriority="99" w:name="Normal Indent"/>
-    <w:lsdException w:uiPriority="99" w:name="footnote text"/>
-    <w:lsdException w:uiPriority="99" w:name="annotation text"/>
-    <w:lsdException w:uiPriority="99" w:semiHidden="0" w:name="header"/>
-    <w:lsdException w:uiPriority="99" w:semiHidden="0" w:name="footer"/>
-    <w:lsdException w:uiPriority="99" w:name="index heading"/>
-    <w:lsdException w:qFormat="1" w:uiPriority="35" w:name="caption"/>
-    <w:lsdException w:uiPriority="99" w:name="table of figures"/>
-    <w:lsdException w:uiPriority="99" w:name="envelope address"/>
-    <w:lsdException w:uiPriority="99" w:name="envelope return"/>
-    <w:lsdException w:uiPriority="99" w:name="footnote reference"/>
-    <w:lsdException w:uiPriority="99" w:name="annotation reference"/>
-    <w:lsdException w:uiPriority="99" w:name="line number"/>
-    <w:lsdException w:uiPriority="99" w:name="page number"/>
-    <w:lsdException w:uiPriority="99" w:name="endnote reference"/>
-    <w:lsdException w:uiPriority="99" w:name="endnote text"/>
-    <w:lsdException w:uiPriority="99" w:name="table of authorities"/>
-    <w:lsdException w:uiPriority="99" w:semiHidden="0" w:name="macro"/>
-    <w:lsdException w:uiPriority="99" w:name="toa heading"/>
-    <w:lsdException w:uiPriority="99" w:semiHidden="0" w:name="List"/>
-    <w:lsdException w:uiPriority="99" w:semiHidden="0" w:name="List Bullet"/>
-    <w:lsdException w:uiPriority="99" w:semiHidden="0" w:name="List Number"/>
-    <w:lsdException w:uiPriority="99" w:semiHidden="0" w:name="List 2"/>
-    <w:lsdException w:uiPriority="99" w:semiHidden="0" w:name="List 3"/>
-    <w:lsdException w:uiPriority="99" w:name="List 4"/>
-    <w:lsdException w:uiPriority="99" w:name="List 5"/>
-    <w:lsdException w:uiPriority="99" w:semiHidden="0" w:name="List Bullet 2"/>
-    <w:lsdException w:uiPriority="99" w:semiHidden="0" w:name="List Bullet 3"/>
-    <w:lsdException w:uiPriority="99" w:name="List Bullet 4"/>
-    <w:lsdException w:uiPriority="99" w:name="List Bullet 5"/>
-    <w:lsdException w:uiPriority="99" w:semiHidden="0" w:name="List Number 2"/>
-    <w:lsdException w:uiPriority="99" w:semiHidden="0" w:name="List Number 3"/>
-    <w:lsdException w:uiPriority="99" w:name="List Number 4"/>
-    <w:lsdException w:uiPriority="99" w:name="List Number 5"/>
-    <w:lsdException w:qFormat="1" w:unhideWhenUsed="0" w:uiPriority="10" w:semiHidden="0" w:name="Title"/>
-    <w:lsdException w:uiPriority="99" w:name="Closing"/>
-    <w:lsdException w:uiPriority="99" w:name="Signature"/>
-    <w:lsdException w:uiPriority="1" w:name="Default Paragraph Font"/>
-    <w:lsdException w:uiPriority="99" w:semiHidden="0" w:name="Body Text"/>
-    <w:lsdException w:uiPriority="99" w:name="Body Text Indent"/>
-    <w:lsdException w:uiPriority="99" w:semiHidden="0" w:name="List Continue"/>
-    <w:lsdException w:uiPriority="99" w:semiHidden="0" w:name="List Continue 2"/>
-    <w:lsdException w:uiPriority="99" w:semiHidden="0" w:name="List Continue 3"/>
-    <w:lsdException w:uiPriority="99" w:name="List Continue 4"/>
-    <w:lsdException w:uiPriority="99" w:name="List Continue 5"/>
-    <w:lsdException w:uiPriority="99" w:name="Message Header"/>
-    <w:lsdException w:qFormat="1" w:unhideWhenUsed="0" w:uiPriority="11" w:semiHidden="0" w:name="Subtitle"/>
-    <w:lsdException w:uiPriority="99" w:name="Salutation"/>
-    <w:lsdException w:uiPriority="99" w:name="Date"/>
-    <w:lsdException w:uiPriority="99" w:name="Body Text First Indent"/>
-    <w:lsdException w:uiPriority="99" w:name="Body Text First Indent 2"/>
-    <w:lsdException w:uiPriority="99" w:name="Note Heading"/>
-    <w:lsdException w:uiPriority="99" w:semiHidden="0" w:name="Body Text 2"/>
-    <w:lsdException w:uiPriority="99" w:semiHidden="0" w:name="Body Text 3"/>
-    <w:lsdException w:uiPriority="99" w:name="Body Text Indent 2"/>
-    <w:lsdException w:uiPriority="99" w:name="Body Text Indent 3"/>
-    <w:lsdException w:uiPriority="99" w:name="Block Text"/>
-    <w:lsdException w:uiPriority="99" w:name="Hyperlink"/>
-    <w:lsdException w:uiPriority="99" w:name="FollowedHyperlink"/>
-    <w:lsdException w:qFormat="1" w:unhideWhenUsed="0" w:uiPriority="22" w:semiHidden="0" w:name="Strong"/>
-    <w:lsdException w:qFormat="1" w:unhideWhenUsed="0" w:uiPriority="20" w:semiHidden="0" w:name="Emphasis"/>
-    <w:lsdException w:uiPriority="99" w:name="Document Map"/>
-    <w:lsdException w:uiPriority="99" w:name="Plain Text"/>
-    <w:lsdException w:uiPriority="99" w:name="E-mail Signature"/>
-    <w:lsdException w:uiPriority="99" w:name="Normal (Web)"/>
-    <w:lsdException w:uiPriority="99" w:name="HTML Acronym"/>
-    <w:lsdException w:uiPriority="99" w:name="HTML Address"/>
-    <w:lsdException w:uiPriority="99" w:name="HTML Cite"/>
-    <w:lsdException w:uiPriority="99" w:name="HTML Code"/>
-    <w:lsdException w:uiPriority="99" w:name="HTML Definition"/>
-    <w:lsdException w:uiPriority="99" w:name="HTML Keyboard"/>
-    <w:lsdException w:uiPriority="99" w:name="HTML Preformatted"/>
-    <w:lsdException w:uiPriority="99" w:name="HTML Sample"/>
-    <w:lsdException w:uiPriority="99" w:name="HTML Typewriter"/>
-    <w:lsdException w:uiPriority="99" w:name="HTML Variable"/>
-    <w:lsdException w:uiPriority="99" w:name="Normal Table"/>
-    <w:lsdException w:uiPriority="99" w:name="annotation subject"/>
-    <w:lsdException w:uiPriority="99" w:name="Table Simple 1"/>
-    <w:lsdException w:uiPriority="99" w:name="Table Simple 2"/>
-    <w:lsdException w:uiPriority="99" w:name="Table Simple 3"/>
-    <w:lsdException w:uiPriority="99" w:name="Table Classic 1"/>
-    <w:lsdException w:uiPriority="99" w:name="Table Classic 2"/>
-    <w:lsdException w:uiPriority="99" w:name="Table Classic 3"/>
-    <w:lsdException w:uiPriority="99" w:name="Table Classic 4"/>
-    <w:lsdException w:uiPriority="99" w:name="Table Colorful 1"/>
-    <w:lsdException w:uiPriority="99" w:name="Table Colorful 2"/>
-    <w:lsdException w:uiPriority="99" w:name="Table Colorful 3"/>
-    <w:lsdException w:uiPriority="99" w:name="Table Columns 1"/>
-    <w:lsdException w:uiPriority="99" w:name="Table Columns 2"/>
-    <w:lsdException w:uiPriority="99" w:name="Table Columns 3"/>
-    <w:lsdException w:uiPriority="99" w:name="Table Columns 4"/>
-    <w:lsdException w:uiPriority="99" w:name="Table Columns 5"/>
-    <w:lsdException w:uiPriority="99" w:name="Table Grid 1"/>
-    <w:lsdException w:uiPriority="99" w:name="Table Grid 2"/>
-    <w:lsdException w:uiPriority="99" w:name="Table Grid 3"/>
-    <w:lsdException w:uiPriority="99" w:name="Table Grid 4"/>
-    <w:lsdException w:uiPriority="99" w:name="Table Grid 5"/>
-    <w:lsdException w:uiPriority="99" w:name="Table Grid 6"/>
-    <w:lsdException w:uiPriority="99" w:name="Table Grid 7"/>
-    <w:lsdException w:uiPriority="99" w:name="Table Grid 8"/>
-    <w:lsdException w:uiPriority="99" w:name="Table List 1"/>
-    <w:lsdException w:uiPriority="99" w:name="Table List 2"/>
-    <w:lsdException w:uiPriority="99" w:name="Table List 3"/>
-    <w:lsdException w:uiPriority="99" w:name="Table List 4"/>
-    <w:lsdException w:uiPriority="99" w:name="Table List 5"/>
-    <w:lsdException w:uiPriority="99" w:name="Table List 6"/>
-    <w:lsdException w:uiPriority="99" w:name="Table List 7"/>
-    <w:lsdException w:uiPriority="99" w:name="Table List 8"/>
-    <w:lsdException w:uiPriority="99" w:name="Table 3D effects 1"/>
-    <w:lsdException w:uiPriority="99" w:name="Table 3D effects 2"/>
-    <w:lsdException w:uiPriority="99" w:name="Table 3D effects 3"/>
-    <w:lsdException w:uiPriority="99" w:name="Table Contemporary"/>
-    <w:lsdException w:uiPriority="99" w:name="Table Elegant"/>
-    <w:lsdException w:uiPriority="99" w:name="Table Professional"/>
-    <w:lsdException w:uiPriority="99" w:name="Table Subtle 1"/>
-    <w:lsdException w:uiPriority="99" w:name="Table Subtle 2"/>
-    <w:lsdException w:uiPriority="99" w:name="Table Web 1"/>
-    <w:lsdException w:uiPriority="99" w:name="Table Web 2"/>
-    <w:lsdException w:uiPriority="99" w:name="Table Web 3"/>
-    <w:lsdException w:uiPriority="99" w:name="Balloon Text"/>
-    <w:lsdException w:unhideWhenUsed="0" w:uiPriority="59" w:semiHidden="0" w:name="Table Grid"/>
-    <w:lsdException w:uiPriority="99" w:name="Table Theme"/>
-    <w:lsdException w:qFormat="1" w:unhideWhenUsed="0" w:uiPriority="1" w:semiHidden="0" w:name="No Spacing"/>
-    <w:lsdException w:unhideWhenUsed="0" w:uiPriority="60" w:semiHidden="0" w:name="Light Shading"/>
-    <w:lsdException w:unhideWhenUsed="0" w:uiPriority="61" w:semiHidden="0" w:name="Light List"/>
-    <w:lsdException w:unhideWhenUsed="0" w:uiPriority="62" w:semiHidden="0" w:name="Light Grid"/>
-    <w:lsdException w:unhideWhenUsed="0" w:uiPriority="63" w:semiHidden="0" w:name="Medium Shading 1"/>
-    <w:lsdException w:unhideWhenUsed="0" w:uiPriority="64" w:semiHidden="0" w:name="Medium Shading 2"/>
-    <w:lsdException w:unhideWhenUsed="0" w:uiPriority="65" w:semiHidden="0" w:name="Medium List 1"/>
-    <w:lsdException w:unhideWhenUsed="0" w:uiPriority="66" w:semiHidden="0" w:name="Medium List 2"/>
-    <w:lsdException w:unhideWhenUsed="0" w:uiPriority="67" w:semiHidden="0" w:name="Medium Grid 1"/>
-    <w:lsdException w:unhideWhenUsed="0" w:uiPriority="68" w:semiHidden="0" w:name="Medium Grid 2"/>
-    <w:lsdException w:unhideWhenUsed="0" w:uiPriority="69" w:semiHidden="0" w:name="Medium Grid 3"/>
-    <w:lsdException w:unhideWhenUsed="0" w:uiPriority="70" w:semiHidden="0" w:name="Dark List"/>
-    <w:lsdException w:unhideWhenUsed="0" w:uiPriority="71" w:semiHidden="0" w:name="Colorful Shading"/>
-    <w:lsdException w:unhideWhenUsed="0" w:uiPriority="72" w:semiHidden="0" w:name="Colorful List"/>
-    <w:lsdException w:unhideWhenUsed="0" w:uiPriority="73" w:semiHidden="0" w:name="Colorful Grid"/>
-    <w:lsdException w:unhideWhenUsed="0" w:uiPriority="60" w:semiHidden="0" w:name="Light Shading Accent 1"/>
-    <w:lsdException w:unhideWhenUsed="0" w:uiPriority="61" w:semiHidden="0" w:name="Light List Accent 1"/>
-    <w:lsdException w:unhideWhenUsed="0" w:uiPriority="62" w:semiHidden="0" w:name="Light Grid Accent 1"/>
-    <w:lsdException w:unhideWhenUsed="0" w:uiPriority="63" w:semiHidden="0" w:name="Medium Shading 1 Accent 1"/>
-    <w:lsdException w:unhideWhenUsed="0" w:uiPriority="64" w:semiHidden="0" w:name="Medium Shading 2 Accent 1"/>
-    <w:lsdException w:unhideWhenUsed="0" w:uiPriority="65" w:semiHidden="0" w:name="Medium List 1 Accent 1"/>
-    <w:lsdException w:qFormat="1" w:unhideWhenUsed="0" w:uiPriority="34" w:semiHidden="0" w:name="List Paragraph"/>
-    <w:lsdException w:qFormat="1" w:unhideWhenUsed="0" w:uiPriority="29" w:semiHidden="0" w:name="Quote"/>
-    <w:lsdException w:qFormat="1" w:unhideWhenUsed="0" w:uiPriority="30" w:semiHidden="0" w:name="Intense Quote"/>
-    <w:lsdException w:unhideWhenUsed="0" w:uiPriority="66" w:semiHidden="0" w:name="Medium List 2 Accent 1"/>
-    <w:lsdException w:unhideWhenUsed="0" w:uiPriority="67" w:semiHidden="0" w:name="Medium Grid 1 Accent 1"/>
-    <w:lsdException w:unhideWhenUsed="0" w:uiPriority="68" w:semiHidden="0" w:name="Medium Grid 2 Accent 1"/>
-    <w:lsdException w:unhideWhenUsed="0" w:uiPriority="69" w:semiHidden="0" w:name="Medium Grid 3 Accent 1"/>
-    <w:lsdException w:unhideWhenUsed="0" w:uiPriority="70" w:semiHidden="0" w:name="Dark List Accent 1"/>
-    <w:lsdException w:unhideWhenUsed="0" w:uiPriority="71" w:semiHidden="0" w:name="Colorful Shading Accent 1"/>
-    <w:lsdException w:unhideWhenUsed="0" w:uiPriority="72" w:semiHidden="0" w:name="Colorful List Accent 1"/>
-    <w:lsdException w:unhideWhenUsed="0" w:uiPriority="73" w:semiHidden="0" w:name="Colorful Grid Accent 1"/>
-    <w:lsdException w:unhideWhenUsed="0" w:uiPriority="60" w:semiHidden="0" w:name="Light Shading Accent 2"/>
-    <w:lsdException w:unhideWhenUsed="0" w:uiPriority="61" w:semiHidden="0" w:name="Light List Accent 2"/>
-    <w:lsdException w:unhideWhenUsed="0" w:uiPriority="62" w:semiHidden="0" w:name="Light Grid Accent 2"/>
-    <w:lsdException w:unhideWhenUsed="0" w:uiPriority="63" w:semiHidden="0" w:name="Medium Shading 1 Accent 2"/>
-    <w:lsdException w:unhideWhenUsed="0" w:uiPriority="64" w:semiHidden="0" w:name="Medium Shading 2 Accent 2"/>
-    <w:lsdException w:unhideWhenUsed="0" w:uiPriority="65" w:semiHidden="0" w:name="Medium List 1 Accent 2"/>
-    <w:lsdException w:unhideWhenUsed="0" w:uiPriority="66" w:semiHidden="0" w:name="Medium List 2 Accent 2"/>
-    <w:lsdException w:unhideWhenUsed="0" w:uiPriority="67" w:semiHidden="0" w:name="Medium Grid 1 Accent 2"/>
-    <w:lsdException w:unhideWhenUsed="0" w:uiPriority="68" w:semiHidden="0" w:name="Medium Grid 2 Accent 2"/>
-    <w:lsdException w:unhideWhenUsed="0" w:uiPriority="69" w:semiHidden="0" w:name="Medium Grid 3 Accent 2"/>
-    <w:lsdException w:unhideWhenUsed="0" w:uiPriority="70" w:semiHidden="0" w:name="Dark List Accent 2"/>
-    <w:lsdException w:unhideWhenUsed="0" w:uiPriority="71" w:semiHidden="0" w:name="Colorful Shading Accent 2"/>
-    <w:lsdException w:unhideWhenUsed="0" w:uiPriority="72" w:semiHidden="0" w:name="Colorful List Accent 2"/>
-    <w:lsdException w:unhideWhenUsed="0" w:uiPriority="73" w:semiHidden="0" w:name="Colorful Grid Accent 2"/>
-    <w:lsdException w:unhideWhenUsed="0" w:uiPriority="60" w:semiHidden="0" w:name="Light Shading Accent 3"/>
-    <w:lsdException w:unhideWhenUsed="0" w:uiPriority="61" w:semiHidden="0" w:name="Light List Accent 3"/>
-    <w:lsdException w:unhideWhenUsed="0" w:uiPriority="62" w:semiHidden="0" w:name="Light Grid Accent 3"/>
-    <w:lsdException w:unhideWhenUsed="0" w:uiPriority="63" w:semiHidden="0" w:name="Medium Shading 1 Accent 3"/>
-    <w:lsdException w:unhideWhenUsed="0" w:uiPriority="64" w:semiHidden="0" w:name="Medium Shading 2 Accent 3"/>
-    <w:lsdException w:unhideWhenUsed="0" w:uiPriority="65" w:semiHidden="0" w:name="Medium List 1 Accent 3"/>
-    <w:lsdException w:unhideWhenUsed="0" w:uiPriority="66" w:semiHidden="0" w:name="Medium List 2 Accent 3"/>
-    <w:lsdException w:unhideWhenUsed="0" w:uiPriority="67" w:semiHidden="0" w:name="Medium Grid 1 Accent 3"/>
-    <w:lsdException w:unhideWhenUsed="0" w:uiPriority="68" w:semiHidden="0" w:name="Medium Grid 2 Accent 3"/>
-    <w:lsdException w:unhideWhenUsed="0" w:uiPriority="69" w:semiHidden="0" w:name="Medium Grid 3 Accent 3"/>
-    <w:lsdException w:unhideWhenUsed="0" w:uiPriority="70" w:semiHidden="0" w:name="Dark List Accent 3"/>
-    <w:lsdException w:unhideWhenUsed="0" w:uiPriority="71" w:semiHidden="0" w:name="Colorful Shading Accent 3"/>
-    <w:lsdException w:unhideWhenUsed="0" w:uiPriority="72" w:semiHidden="0" w:name="Colorful List Accent 3"/>
-    <w:lsdException w:unhideWhenUsed="0" w:uiPriority="73" w:semiHidden="0" w:name="Colorful Grid Accent 3"/>
-    <w:lsdException w:unhideWhenUsed="0" w:uiPriority="60" w:semiHidden="0" w:name="Light Shading Accent 4"/>
-    <w:lsdException w:unhideWhenUsed="0" w:uiPriority="61" w:semiHidden="0" w:name="Light List Accent 4"/>
-    <w:lsdException w:unhideWhenUsed="0" w:uiPriority="62" w:semiHidden="0" w:name="Light Grid Accent 4"/>
-    <w:lsdException w:unhideWhenUsed="0" w:uiPriority="63" w:semiHidden="0" w:name="Medium Shading 1 Accent 4"/>
-    <w:lsdException w:unhideWhenUsed="0" w:uiPriority="64" w:semiHidden="0" w:name="Medium Shading 2 Accent 4"/>
-    <w:lsdException w:unhideWhenUsed="0" w:uiPriority="65" w:semiHidden="0" w:name="Medium List 1 Accent 4"/>
-    <w:lsdException w:unhideWhenUsed="0" w:uiPriority="66" w:semiHidden="0" w:name="Medium List 2 Accent 4"/>
-    <w:lsdException w:unhideWhenUsed="0" w:uiPriority="67" w:semiHidden="0" w:name="Medium Grid 1 Accent 4"/>
-    <w:lsdException w:unhideWhenUsed="0" w:uiPriority="68" w:semiHidden="0" w:name="Medium Grid 2 Accent 4"/>
-    <w:lsdException w:unhideWhenUsed="0" w:uiPriority="69" w:semiHidden="0" w:name="Medium Grid 3 Accent 4"/>
-    <w:lsdException w:unhideWhenUsed="0" w:uiPriority="70" w:semiHidden="0" w:name="Dark List Accent 4"/>
-    <w:lsdException w:unhideWhenUsed="0" w:uiPriority="71" w:semiHidden="0" w:name="Colorful Shading Accent 4"/>
-    <w:lsdException w:unhideWhenUsed="0" w:uiPriority="72" w:semiHidden="0" w:name="Colorful List Accent 4"/>
-    <w:lsdException w:unhideWhenUsed="0" w:uiPriority="73" w:semiHidden="0" w:name="Colorful Grid Accent 4"/>
-    <w:lsdException w:unhideWhenUsed="0" w:uiPriority="60" w:semiHidden="0" w:name="Light Shading Accent 5"/>
-    <w:lsdException w:unhideWhenUsed="0" w:uiPriority="61" w:semiHidden="0" w:name="Light List Accent 5"/>
-    <w:lsdException w:unhideWhenUsed="0" w:uiPriority="62" w:semiHidden="0" w:name="Light Grid Accent 5"/>
-    <w:lsdException w:unhideWhenUsed="0" w:uiPriority="63" w:semiHidden="0" w:name="Medium Shading 1 Accent 5"/>
-    <w:lsdException w:unhideWhenUsed="0" w:uiPriority="64" w:semiHidden="0" w:name="Medium Shading 2 Accent 5"/>
-    <w:lsdException w:unhideWhenUsed="0" w:uiPriority="65" w:semiHidden="0" w:name="Medium List 1 Accent 5"/>
-    <w:lsdException w:unhideWhenUsed="0" w:uiPriority="66" w:semiHidden="0" w:name="Medium List 2 Accent 5"/>
-    <w:lsdException w:unhideWhenUsed="0" w:uiPriority="67" w:semiHidden="0" w:name="Medium Grid 1 Accent 5"/>
-    <w:lsdException w:unhideWhenUsed="0" w:uiPriority="68" w:semiHidden="0" w:name="Medium Grid 2 Accent 5"/>
-    <w:lsdException w:unhideWhenUsed="0" w:uiPriority="69" w:semiHidden="0" w:name="Medium Grid 3 Accent 5"/>
-    <w:lsdException w:unhideWhenUsed="0" w:uiPriority="70" w:semiHidden="0" w:name="Dark List Accent 5"/>
-    <w:lsdException w:unhideWhenUsed="0" w:uiPriority="71" w:semiHidden="0" w:name="Colorful Shading Accent 5"/>
-    <w:lsdException w:unhideWhenUsed="0" w:uiPriority="72" w:semiHidden="0" w:name="Colorful List Accent 5"/>
-    <w:lsdException w:unhideWhenUsed="0" w:uiPriority="73" w:semiHidden="0" w:name="Colorful Grid Accent 5"/>
-    <w:lsdException w:unhideWhenUsed="0" w:uiPriority="60" w:semiHidden="0" w:name="Light Shading Accent 6"/>
-    <w:lsdException w:unhideWhenUsed="0" w:uiPriority="61" w:semiHidden="0" w:name="Light List Accent 6"/>
-    <w:lsdException w:unhideWhenUsed="0" w:uiPriority="62" w:semiHidden="0" w:name="Light Grid Accent 6"/>
-    <w:lsdException w:unhideWhenUsed="0" w:uiPriority="63" w:semiHidden="0" w:name="Medium Shading 1 Accent 6"/>
-    <w:lsdException w:unhideWhenUsed="0" w:uiPriority="64" w:semiHidden="0" w:name="Medium Shading 2 Accent 6"/>
-    <w:lsdException w:unhideWhenUsed="0" w:uiPriority="65" w:semiHidden="0" w:name="Medium List 1 Accent 6"/>
-    <w:lsdException w:unhideWhenUsed="0" w:uiPriority="66" w:semiHidden="0" w:name="Medium List 2 Accent 6"/>
-    <w:lsdException w:unhideWhenUsed="0" w:uiPriority="67" w:semiHidden="0" w:name="Medium Grid 1 Accent 6"/>
-    <w:lsdException w:unhideWhenUsed="0" w:uiPriority="68" w:semiHidden="0" w:name="Medium Grid 2 Accent 6"/>
-    <w:lsdException w:unhideWhenUsed="0" w:uiPriority="69" w:semiHidden="0" w:name="Medium Grid 3 Accent 6"/>
-    <w:lsdException w:unhideWhenUsed="0" w:uiPriority="70" w:semiHidden="0" w:name="Dark List Accent 6"/>
-    <w:lsdException w:unhideWhenUsed="0" w:uiPriority="71" w:semiHidden="0" w:name="Colorful Shading Accent 6"/>
-    <w:lsdException w:unhideWhenUsed="0" w:uiPriority="72" w:semiHidden="0" w:name="Colorful List Accent 6"/>
-    <w:lsdException w:unhideWhenUsed="0" w:uiPriority="73" w:semiHidden="0" w:name="Colorful Grid Accent 6"/>
+  <w:latentStyles w:defLockedState="0" w:defUIPriority="99" w:defSemiHidden="1" w:defUnhideWhenUsed="1" w:defQFormat="0" w:count="260">
+    <w:lsdException w:name="Normal" w:uiPriority="0" w:semiHidden="0" w:unhideWhenUsed="0" w:qFormat="1"/>
+    <w:lsdException w:name="heading 1" w:uiPriority="9" w:semiHidden="0" w:unhideWhenUsed="0" w:qFormat="1"/>
+    <w:lsdException w:name="heading 2" w:uiPriority="9" w:semiHidden="0" w:qFormat="1"/>
+    <w:lsdException w:name="heading 3" w:uiPriority="9" w:semiHidden="0" w:qFormat="1"/>
+    <w:lsdException w:name="heading 4" w:uiPriority="9" w:qFormat="1"/>
+    <w:lsdException w:name="heading 5" w:uiPriority="9" w:qFormat="1"/>
+    <w:lsdException w:name="heading 6" w:uiPriority="9" w:qFormat="1"/>
+    <w:lsdException w:name="heading 7" w:uiPriority="9" w:qFormat="1"/>
+    <w:lsdException w:name="heading 8" w:uiPriority="9" w:qFormat="1"/>
+    <w:lsdException w:name="heading 9" w:uiPriority="9" w:qFormat="1"/>
+    <w:lsdException w:name="index 1" w:uiPriority="99"/>
+    <w:lsdException w:name="index 2" w:uiPriority="99"/>
+    <w:lsdException w:name="index 3" w:uiPriority="99"/>
+    <w:lsdException w:name="index 4" w:uiPriority="99"/>
+    <w:lsdException w:name="index 5" w:uiPriority="99"/>
+    <w:lsdException w:name="index 6" w:uiPriority="99"/>
+    <w:lsdException w:name="index 7" w:uiPriority="99"/>
+    <w:lsdException w:name="index 8" w:uiPriority="99"/>
+    <w:lsdException w:name="index 9" w:uiPriority="99"/>
+    <w:lsdException w:name="toc 1" w:uiPriority="39"/>
+    <w:lsdException w:name="toc 2" w:uiPriority="39"/>
+    <w:lsdException w:name="toc 3" w:uiPriority="39"/>
+    <w:lsdException w:name="toc 4" w:uiPriority="39"/>
+    <w:lsdException w:name="toc 5" w:uiPriority="39"/>
+    <w:lsdException w:name="toc 6" w:uiPriority="39"/>
+    <w:lsdException w:name="toc 7" w:uiPriority="39"/>
+    <w:lsdException w:name="toc 8" w:uiPriority="39"/>
+    <w:lsdException w:name="toc 9" w:uiPriority="39"/>
+    <w:lsdException w:name="Normal Indent" w:uiPriority="99"/>
+    <w:lsdException w:name="footnote text" w:uiPriority="99"/>
+    <w:lsdException w:name="annotation text" w:uiPriority="99"/>
+    <w:lsdException w:name="header" w:uiPriority="99" w:semiHidden="0"/>
+    <w:lsdException w:name="footer" w:uiPriority="99" w:semiHidden="0"/>
+    <w:lsdException w:name="index heading" w:uiPriority="99"/>
+    <w:lsdException w:name="caption" w:uiPriority="35" w:qFormat="1"/>
+    <w:lsdException w:name="table of figures" w:uiPriority="99"/>
+    <w:lsdException w:name="envelope address" w:uiPriority="99"/>
+    <w:lsdException w:name="envelope return" w:uiPriority="99"/>
+    <w:lsdException w:name="footnote reference" w:uiPriority="99"/>
+    <w:lsdException w:name="annotation reference" w:uiPriority="99"/>
+    <w:lsdException w:name="line number" w:uiPriority="99"/>
+    <w:lsdException w:name="page number" w:uiPriority="99"/>
+    <w:lsdException w:name="endnote reference" w:uiPriority="99"/>
+    <w:lsdException w:name="endnote text" w:uiPriority="99"/>
+    <w:lsdException w:name="table of authorities" w:uiPriority="99"/>
+    <w:lsdException w:name="macro" w:uiPriority="99" w:semiHidden="0"/>
+    <w:lsdException w:name="toa heading" w:uiPriority="99"/>
+    <w:lsdException w:name="List" w:uiPriority="99" w:semiHidden="0"/>
+    <w:lsdException w:name="List Bullet" w:uiPriority="99" w:semiHidden="0"/>
+    <w:lsdException w:name="List Number" w:uiPriority="99" w:semiHidden="0"/>
+    <w:lsdException w:name="List 2" w:uiPriority="99" w:semiHidden="0"/>
+    <w:lsdException w:name="List 3" w:uiPriority="99" w:semiHidden="0"/>
+    <w:lsdException w:name="List 4" w:uiPriority="99"/>
+    <w:lsdException w:name="List 5" w:uiPriority="99"/>
+    <w:lsdException w:name="List Bullet 2" w:uiPriority="99" w:semiHidden="0"/>
+    <w:lsdException w:name="List Bullet 3" w:uiPriority="99" w:semiHidden="0"/>
+    <w:lsdException w:name="List Bullet 4" w:uiPriority="99"/>
+    <w:lsdException w:name="List Bullet 5" w:uiPriority="99"/>
+    <w:lsdException w:name="List Number 2" w:uiPriority="99" w:semiHidden="0"/>
+    <w:lsdException w:name="List Number 3" w:uiPriority="99" w:semiHidden="0"/>
+    <w:lsdException w:name="List Number 4" w:uiPriority="99"/>
+    <w:lsdException w:name="List Number 5" w:uiPriority="99"/>
+    <w:lsdException w:name="Title" w:uiPriority="10" w:semiHidden="0" w:unhideWhenUsed="0" w:qFormat="1"/>
+    <w:lsdException w:name="Closing" w:uiPriority="99"/>
+    <w:lsdException w:name="Signature" w:uiPriority="99"/>
+    <w:lsdException w:name="Default Paragraph Font" w:uiPriority="1"/>
+    <w:lsdException w:name="Body Text" w:uiPriority="99" w:semiHidden="0"/>
+    <w:lsdException w:name="Body Text Indent" w:uiPriority="99"/>
+    <w:lsdException w:name="List Continue" w:uiPriority="99" w:semiHidden="0"/>
+    <w:lsdException w:name="List Continue 2" w:uiPriority="99" w:semiHidden="0"/>
+    <w:lsdException w:name="List Continue 3" w:uiPriority="99" w:semiHidden="0"/>
+    <w:lsdException w:name="List Continue 4" w:uiPriority="99"/>
+    <w:lsdException w:name="List Continue 5" w:uiPriority="99"/>
+    <w:lsdException w:name="Message Header" w:uiPriority="99"/>
+    <w:lsdException w:name="Subtitle" w:uiPriority="11" w:semiHidden="0" w:unhideWhenUsed="0" w:qFormat="1"/>
+    <w:lsdException w:name="Salutation" w:uiPriority="99"/>
+    <w:lsdException w:name="Date" w:uiPriority="99"/>
+    <w:lsdException w:name="Body Text First Indent" w:uiPriority="99"/>
+    <w:lsdException w:name="Body Text First Indent 2" w:uiPriority="99"/>
+    <w:lsdException w:name="Note Heading" w:uiPriority="99"/>
+    <w:lsdException w:name="Body Text 2" w:uiPriority="99" w:semiHidden="0"/>
+    <w:lsdException w:name="Body Text 3" w:uiPriority="99" w:semiHidden="0"/>
+    <w:lsdException w:name="Body Text Indent 2" w:uiPriority="99"/>
+    <w:lsdException w:name="Body Text Indent 3" w:uiPriority="99"/>
+    <w:lsdException w:name="Block Text" w:uiPriority="99"/>
+    <w:lsdException w:name="Hyperlink" w:uiPriority="99"/>
+    <w:lsdException w:name="FollowedHyperlink" w:uiPriority="99"/>
+    <w:lsdException w:name="Strong" w:uiPriority="22" w:semiHidden="0" w:unhideWhenUsed="0" w:qFormat="1"/>
+    <w:lsdException w:name="Emphasis" w:uiPriority="20" w:semiHidden="0" w:unhideWhenUsed="0" w:qFormat="1"/>
+    <w:lsdException w:name="Document Map" w:uiPriority="99"/>
+    <w:lsdException w:name="Plain Text" w:uiPriority="99"/>
+    <w:lsdException w:name="E-mail Signature" w:uiPriority="99"/>
+    <w:lsdException w:name="Normal (Web)" w:uiPriority="99"/>
+    <w:lsdException w:name="HTML Acronym" w:uiPriority="99"/>
+    <w:lsdException w:name="HTML Address" w:uiPriority="99"/>
+    <w:lsdException w:name="HTML Cite" w:uiPriority="99"/>
+    <w:lsdException w:name="HTML Code" w:uiPriority="99"/>
+    <w:lsdException w:name="HTML Definition" w:uiPriority="99"/>
+    <w:lsdException w:name="HTML Keyboard" w:uiPriority="99"/>
+    <w:lsdException w:name="HTML Preformatted" w:uiPriority="99"/>
+    <w:lsdException w:name="HTML Sample" w:uiPriority="99"/>
+    <w:lsdException w:name="HTML Typewriter" w:uiPriority="99"/>
+    <w:lsdException w:name="HTML Variable" w:uiPriority="99"/>
+    <w:lsdException w:name="Normal Table" w:uiPriority="99"/>
+    <w:lsdException w:name="annotation subject" w:uiPriority="99"/>
+    <w:lsdException w:name="Table Simple 1" w:uiPriority="99"/>
+    <w:lsdException w:name="Table Simple 2" w:uiPriority="99"/>
+    <w:lsdException w:name="Table Simple 3" w:uiPriority="99"/>
+    <w:lsdException w:name="Table Classic 1" w:uiPriority="99"/>
+    <w:lsdException w:name="Table Classic 2" w:uiPriority="99"/>
+    <w:lsdException w:name="Table Classic 3" w:uiPriority="99"/>
+    <w:lsdException w:name="Table Classic 4" w:uiPriority="99"/>
+    <w:lsdException w:name="Table Colorful 1" w:uiPriority="99"/>
+    <w:lsdException w:name="Table Colorful 2" w:uiPriority="99"/>
+    <w:lsdException w:name="Table Colorful 3" w:uiPriority="99"/>
+    <w:lsdException w:name="Table Columns 1" w:uiPriority="99"/>
+    <w:lsdException w:name="Table Columns 2" w:uiPriority="99"/>
+    <w:lsdException w:name="Table Columns 3" w:uiPriority="99"/>
+    <w:lsdException w:name="Table Columns 4" w:uiPriority="99"/>
+    <w:lsdException w:name="Table Columns 5" w:uiPriority="99"/>
+    <w:lsdException w:name="Table Grid 1" w:uiPriority="99"/>
+    <w:lsdException w:name="Table Grid 2" w:uiPriority="99"/>
+    <w:lsdException w:name="Table Grid 3" w:uiPriority="99"/>
+    <w:lsdException w:name="Table Grid 4" w:uiPriority="99"/>
+    <w:lsdException w:name="Table Grid 5" w:uiPriority="99"/>
+    <w:lsdException w:name="Table Grid 6" w:uiPriority="99"/>
+    <w:lsdException w:name="Table Grid 7" w:uiPriority="99"/>
+    <w:lsdException w:name="Table Grid 8" w:uiPriority="99"/>
+    <w:lsdException w:name="Table List 1" w:uiPriority="99"/>
+    <w:lsdException w:name="Table List 2" w:uiPriority="99"/>
+    <w:lsdException w:name="Table List 3" w:uiPriority="99"/>
+    <w:lsdException w:name="Table List 4" w:uiPriority="99"/>
+    <w:lsdException w:name="Table List 5" w:uiPriority="99"/>
+    <w:lsdException w:name="Table List 6" w:uiPriority="99"/>
+    <w:lsdException w:name="Table List 7" w:uiPriority="99"/>
+    <w:lsdException w:name="Table List 8" w:uiPriority="99"/>
+    <w:lsdException w:name="Table 3D effects 1" w:uiPriority="99"/>
+    <w:lsdException w:name="Table 3D effects 2" w:uiPriority="99"/>
+    <w:lsdException w:name="Table 3D effects 3" w:uiPriority="99"/>
+    <w:lsdException w:name="Table Contemporary" w:uiPriority="99"/>
+    <w:lsdException w:name="Table Elegant" w:uiPriority="99"/>
+    <w:lsdException w:name="Table Professional" w:uiPriority="99"/>
+    <w:lsdException w:name="Table Subtle 1" w:uiPriority="99"/>
+    <w:lsdException w:name="Table Subtle 2" w:uiPriority="99"/>
+    <w:lsdException w:name="Table Web 1" w:uiPriority="99"/>
+    <w:lsdException w:name="Table Web 2" w:uiPriority="99"/>
+    <w:lsdException w:name="Table Web 3" w:uiPriority="99"/>
+    <w:lsdException w:name="Balloon Text" w:uiPriority="99"/>
+    <w:lsdException w:name="Table Grid" w:uiPriority="59" w:semiHidden="0" w:unhideWhenUsed="0"/>
+    <w:lsdException w:name="Table Theme" w:uiPriority="99"/>
+    <w:lsdException w:name="No Spacing" w:uiPriority="1" w:semiHidden="0" w:unhideWhenUsed="0" w:qFormat="1"/>
+    <w:lsdException w:name="Light Shading" w:uiPriority="60" w:semiHidden="0" w:unhideWhenUsed="0"/>
+    <w:lsdException w:name="Light List" w:uiPriority="61" w:semiHidden="0" w:unhideWhenUsed="0"/>
+    <w:lsdException w:name="Light Grid" w:uiPriority="62" w:semiHidden="0" w:unhideWhenUsed="0"/>
+    <w:lsdException w:name="Medium Shading 1" w:uiPriority="63" w:semiHidden="0" w:unhideWhenUsed="0"/>
+    <w:lsdException w:name="Medium Shading 2" w:uiPriority="64" w:semiHidden="0" w:unhideWhenUsed="0"/>
+    <w:lsdException w:name="Medium List 1" w:uiPriority="65" w:semiHidden="0" w:unhideWhenUsed="0"/>
+    <w:lsdException w:name="Medium List 2" w:uiPriority="66" w:semiHidden="0" w:unhideWhenUsed="0"/>
+    <w:lsdException w:name="Medium Grid 1" w:uiPriority="67" w:semiHidden="0" w:unhideWhenUsed="0"/>
+    <w:lsdException w:name="Medium Grid 2" w:uiPriority="68" w:semiHidden="0" w:unhideWhenUsed="0"/>
+    <w:lsdException w:name="Medium Grid 3" w:uiPriority="69" w:semiHidden="0" w:unhideWhenUsed="0"/>
+    <w:lsdException w:name="Dark List" w:uiPriority="70" w:semiHidden="0" w:unhideWhenUsed="0"/>
+    <w:lsdException w:name="Colorful Shading" w:uiPriority="71" w:semiHidden="0" w:unhideWhenUsed="0"/>
+    <w:lsdException w:name="Colorful List" w:uiPriority="72" w:semiHidden="0" w:unhideWhenUsed="0"/>
+    <w:lsdException w:name="Colorful Grid" w:uiPriority="73" w:semiHidden="0" w:unhideWhenUsed="0"/>
+    <w:lsdException w:name="Light Shading Accent 1" w:uiPriority="60" w:semiHidden="0" w:unhideWhenUsed="0"/>
+    <w:lsdException w:name="Light List Accent 1" w:uiPriority="61" w:semiHidden="0" w:unhideWhenUsed="0"/>
+    <w:lsdException w:name="Light Grid Accent 1" w:uiPriority="62" w:semiHidden="0" w:unhideWhenUsed="0"/>
+    <w:lsdException w:name="Medium Shading 1 Accent 1" w:uiPriority="63" w:semiHidden="0" w:unhideWhenUsed="0"/>
+    <w:lsdException w:name="Medium Shading 2 Accent 1" w:uiPriority="64" w:semiHidden="0" w:unhideWhenUsed="0"/>
+    <w:lsdException w:name="Medium List 1 Accent 1" w:uiPriority="65" w:semiHidden="0" w:unhideWhenUsed="0"/>
+    <w:lsdException w:name="List Paragraph" w:uiPriority="34" w:semiHidden="0" w:unhideWhenUsed="0" w:qFormat="1"/>
+    <w:lsdException w:name="Quote" w:uiPriority="29" w:semiHidden="0" w:unhideWhenUsed="0" w:qFormat="1"/>
+    <w:lsdException w:name="Intense Quote" w:uiPriority="30" w:semiHidden="0" w:unhideWhenUsed="0" w:qFormat="1"/>
+    <w:lsdException w:name="Medium List 2 Accent 1" w:uiPriority="66" w:semiHidden="0" w:unhideWhenUsed="0"/>
+    <w:lsdException w:name="Medium Grid 1 Accent 1" w:uiPriority="67" w:semiHidden="0" w:unhideWhenUsed="0"/>
+    <w:lsdException w:name="Medium Grid 2 Accent 1" w:uiPriority="68" w:semiHidden="0" w:unhideWhenUsed="0"/>
+    <w:lsdException w:name="Medium Grid 3 Accent 1" w:uiPriority="69" w:semiHidden="0" w:unhideWhenUsed="0"/>
+    <w:lsdException w:name="Dark List Accent 1" w:uiPriority="70" w:semiHidden="0" w:unhideWhenUsed="0"/>
+    <w:lsdException w:name="Colorful Shading Accent 1" w:uiPriority="71" w:semiHidden="0" w:unhideWhenUsed="0"/>
+    <w:lsdException w:name="Colorful List Accent 1" w:uiPriority="72" w:semiHidden="0" w:unhideWhenUsed="0"/>
+    <w:lsdException w:name="Colorful Grid Accent 1" w:uiPriority="73" w:semiHidden="0" w:unhideWhenUsed="0"/>
+    <w:lsdException w:name="Light Shading Accent 2" w:uiPriority="60" w:semiHidden="0" w:unhideWhenUsed="0"/>
+    <w:lsdException w:name="Light List Accent 2" w:uiPriority="61" w:semiHidden="0" w:unhideWhenUsed="0"/>
+    <w:lsdException w:name="Light Grid Accent 2" w:uiPriority="62" w:semiHidden="0" w:unhideWhenUsed="0"/>
+    <w:lsdException w:name="Medium Shading 1 Accent 2" w:uiPriority="63" w:semiHidden="0" w:unhideWhenUsed="0"/>
+    <w:lsdException w:name="Medium Shading 2 Accent 2" w:uiPriority="64" w:semiHidden="0" w:unhideWhenUsed="0"/>
+    <w:lsdException w:name="Medium List 1 Accent 2" w:uiPriority="65" w:semiHidden="0" w:unhideWhenUsed="0"/>
+    <w:lsdException w:name="Medium List 2 Accent 2" w:uiPriority="66" w:semiHidden="0" w:unhideWhenUsed="0"/>
+    <w:lsdException w:name="Medium Grid 1 Accent 2" w:uiPriority="67" w:semiHidden="0" w:unhideWhenUsed="0"/>
+    <w:lsdException w:name="Medium Grid 2 Accent 2" w:uiPriority="68" w:semiHidden="0" w:unhideWhenUsed="0"/>
+    <w:lsdException w:name="Medium Grid 3 Accent 2" w:uiPriority="69" w:semiHidden="0" w:unhideWhenUsed="0"/>
+    <w:lsdException w:name="Dark List Accent 2" w:uiPriority="70" w:semiHidden="0" w:unhideWhenUsed="0"/>
+    <w:lsdException w:name="Colorful Shading Accent 2" w:uiPriority="71" w:semiHidden="0" w:unhideWhenUsed="0"/>
+    <w:lsdException w:name="Colorful List Accent 2" w:uiPriority="72" w:semiHidden="0" w:unhideWhenUsed="0"/>
+    <w:lsdException w:name="Colorful Grid Accent 2" w:uiPriority="73" w:semiHidden="0" w:unhideWhenUsed="0"/>
+    <w:lsdException w:name="Light Shading Accent 3" w:uiPriority="60" w:semiHidden="0" w:unhideWhenUsed="0"/>
+    <w:lsdException w:name="Light List Accent 3" w:uiPriority="61" w:semiHidden="0" w:unhideWhenUsed="0"/>
+    <w:lsdException w:name="Light Grid Accent 3" w:uiPriority="62" w:semiHidden="0" w:unhideWhenUsed="0"/>
+    <w:lsdException w:name="Medium Shading 1 Accent 3" w:uiPriority="63" w:semiHidden="0" w:unhideWhenUsed="0"/>
+    <w:lsdException w:name="Medium Shading 2 Accent 3" w:uiPriority="64" w:semiHidden="0" w:unhideWhenUsed="0"/>
+    <w:lsdException w:name="Medium List 1 Accent 3" w:uiPriority="65" w:semiHidden="0" w:unhideWhenUsed="0"/>
+    <w:lsdException w:name="Medium List 2 Accent 3" w:uiPriority="66" w:semiHidden="0" w:unhideWhenUsed="0"/>
+    <w:lsdException w:name="Medium Grid 1 Accent 3" w:uiPriority="67" w:semiHidden="0" w:unhideWhenUsed="0"/>
+    <w:lsdException w:name="Medium Grid 2 Accent 3" w:uiPriority="68" w:semiHidden="0" w:unhideWhenUsed="0"/>
+    <w:lsdException w:name="Medium Grid 3 Accent 3" w:uiPriority="69" w:semiHidden="0" w:unhideWhenUsed="0"/>
+    <w:lsdException w:name="Dark List Accent 3" w:uiPriority="70" w:semiHidden="0" w:unhideWhenUsed="0"/>
+    <w:lsdException w:name="Colorful Shading Accent 3" w:uiPriority="71" w:semiHidden="0" w:unhideWhenUsed="0"/>
+    <w:lsdException w:name="Colorful List Accent 3" w:uiPriority="72" w:semiHidden="0" w:unhideWhenUsed="0"/>
+    <w:lsdException w:name="Colorful Grid Accent 3" w:uiPriority="73" w:semiHidden="0" w:unhideWhenUsed="0"/>
+    <w:lsdException w:name="Light Shading Accent 4" w:uiPriority="60" w:semiHidden="0" w:unhideWhenUsed="0"/>
+    <w:lsdException w:name="Light List Accent 4" w:uiPriority="61" w:semiHidden="0" w:unhideWhenUsed="0"/>
+    <w:lsdException w:name="Light Grid Accent 4" w:uiPriority="62" w:semiHidden="0" w:unhideWhenUsed="0"/>
+    <w:lsdException w:name="Medium Shading 1 Accent 4" w:uiPriority="63" w:semiHidden="0" w:unhideWhenUsed="0"/>
+    <w:lsdException w:name="Medium Shading 2 Accent 4" w:uiPriority="64" w:semiHidden="0" w:unhideWhenUsed="0"/>
+    <w:lsdException w:name="Medium List 1 Accent 4" w:uiPriority="65" w:semiHidden="0" w:unhideWhenUsed="0"/>
+    <w:lsdException w:name="Medium List 2 Accent 4" w:uiPriority="66" w:semiHidden="0" w:unhideWhenUsed="0"/>
+    <w:lsdException w:name="Medium Grid 1 Accent 4" w:uiPriority="67" w:semiHidden="0" w:unhideWhenUsed="0"/>
+    <w:lsdException w:name="Medium Grid 2 Accent 4" w:uiPriority="68" w:semiHidden="0" w:unhideWhenUsed="0"/>
+    <w:lsdException w:name="Medium Grid 3 Accent 4" w:uiPriority="69" w:semiHidden="0" w:unhideWhenUsed="0"/>
+    <w:lsdException w:name="Dark List Accent 4" w:uiPriority="70" w:semiHidden="0" w:unhideWhenUsed="0"/>
+    <w:lsdException w:name="Colorful Shading Accent 4" w:uiPriority="71" w:semiHidden="0" w:unhideWhenUsed="0"/>
+    <w:lsdException w:name="Colorful List Accent 4" w:uiPriority="72" w:semiHidden="0" w:unhideWhenUsed="0"/>
+    <w:lsdException w:name="Colorful Grid Accent 4" w:uiPriority="73" w:semiHidden="0" w:unhideWhenUsed="0"/>
+    <w:lsdException w:name="Light Shading Accent 5" w:uiPriority="60" w:semiHidden="0" w:unhideWhenUsed="0"/>
+    <w:lsdException w:name="Light List Accent 5" w:uiPriority="61" w:semiHidden="0" w:unhideWhenUsed="0"/>
+    <w:lsdException w:name="Light Grid Accent 5" w:uiPriority="62" w:semiHidden="0" w:unhideWhenUsed="0"/>
+    <w:lsdException w:name="Medium Shading 1 Accent 5" w:uiPriority="63" w:semiHidden="0" w:unhideWhenUsed="0"/>
+    <w:lsdException w:name="Medium Shading 2 Accent 5" w:uiPriority="64" w:semiHidden="0" w:unhideWhenUsed="0"/>
+    <w:lsdException w:name="Medium List 1 Accent 5" w:uiPriority="65" w:semiHidden="0" w:unhideWhenUsed="0"/>
+    <w:lsdException w:name="Medium List 2 Accent 5" w:uiPriority="66" w:semiHidden="0" w:unhideWhenUsed="0"/>
+    <w:lsdException w:name="Medium Grid 1 Accent 5" w:uiPriority="67" w:semiHidden="0" w:unhideWhenUsed="0"/>
+    <w:lsdException w:name="Medium Grid 2 Accent 5" w:uiPriority="68" w:semiHidden="0" w:unhideWhenUsed="0"/>
+    <w:lsdException w:name="Medium Grid 3 Accent 5" w:uiPriority="69" w:semiHidden="0" w:unhideWhenUsed="0"/>
+    <w:lsdException w:name="Dark List Accent 5" w:uiPriority="70" w:semiHidden="0" w:unhideWhenUsed="0"/>
+    <w:lsdException w:name="Colorful Shading Accent 5" w:uiPriority="71" w:semiHidden="0" w:unhideWhenUsed="0"/>
+    <w:lsdException w:name="Colorful List Accent 5" w:uiPriority="72" w:semiHidden="0" w:unhideWhenUsed="0"/>
+    <w:lsdException w:name="Colorful Grid Accent 5" w:uiPriority="73" w:semiHidden="0" w:unhideWhenUsed="0"/>
+    <w:lsdException w:name="Light Shading Accent 6" w:uiPriority="60" w:semiHidden="0" w:unhideWhenUsed="0"/>
+    <w:lsdException w:name="Light List Accent 6" w:uiPriority="61" w:semiHidden="0" w:unhideWhenUsed="0"/>
+    <w:lsdException w:name="Light Grid Accent 6" w:uiPriority="62" w:semiHidden="0" w:unhideWhenUsed="0"/>
+    <w:lsdException w:name="Medium Shading 1 Accent 6" w:uiPriority="63" w:semiHidden="0" w:unhideWhenUsed="0"/>
+    <w:lsdException w:name="Medium Shading 2 Accent 6" w:uiPriority="64" w:semiHidden="0" w:unhideWhenUsed="0"/>
+    <w:lsdException w:name="Medium List 1 Accent 6" w:uiPriority="65" w:semiHidden="0" w:unhideWhenUsed="0"/>
+    <w:lsdException w:name="Medium List 2 Accent 6" w:uiPriority="66" w:semiHidden="0" w:unhideWhenUsed="0"/>
+    <w:lsdException w:name="Medium Grid 1 Accent 6" w:uiPriority="67" w:semiHidden="0" w:unhideWhenUsed="0"/>
+    <w:lsdException w:name="Medium Grid 2 Accent 6" w:uiPriority="68" w:semiHidden="0" w:unhideWhenUsed="0"/>
+    <w:lsdException w:name="Medium Grid 3 Accent 6" w:uiPriority="69" w:semiHidden="0" w:unhideWhenUsed="0"/>
+    <w:lsdException w:name="Dark List Accent 6" w:uiPriority="70" w:semiHidden="0" w:unhideWhenUsed="0"/>
+    <w:lsdException w:name="Colorful Shading Accent 6" w:uiPriority="71" w:semiHidden="0" w:unhideWhenUsed="0"/>
+    <w:lsdException w:name="Colorful List Accent 6" w:uiPriority="72" w:semiHidden="0" w:unhideWhenUsed="0"/>
+    <w:lsdException w:name="Colorful Grid Accent 6" w:uiPriority="73" w:semiHidden="0" w:unhideWhenUsed="0"/>
   </w:latentStyles>
-  <w:style w:type="paragraph" w:default="1" w:styleId="1">
+  <w:style w:type="paragraph" w:styleId="1" w:default="1">
     <w:name w:val="Normal"/>
     <w:qFormat/>
     <w:uiPriority w:val="0"/>
@@ -10553,13 +10567,13 @@
       </w14:textFill>
     </w:rPr>
   </w:style>
-  <w:style w:type="character" w:default="1" w:styleId="132">
+  <w:style w:type="character" w:styleId="132" w:default="1">
     <w:name w:val="Default Paragraph Font"/>
     <w:semiHidden/>
     <w:unhideWhenUsed/>
     <w:uiPriority w:val="1"/>
   </w:style>
-  <w:style w:type="table" w:default="1" w:styleId="32">
+  <w:style w:type="table" w:styleId="32" w:default="1">
     <w:name w:val="Normal Table"/>
     <w:semiHidden/>
     <w:unhideWhenUsed/>
@@ -22317,13 +22331,13 @@
       <w:iCs/>
     </w:rPr>
   </w:style>
-  <w:style w:type="character" w:customStyle="1" w:styleId="135">
+  <w:style w:type="character" w:styleId="135" w:customStyle="1">
     <w:name w:val="Header Char"/>
     <w:basedOn w:val="132"/>
     <w:link w:val="25"/>
     <w:uiPriority w:val="99"/>
   </w:style>
-  <w:style w:type="character" w:customStyle="1" w:styleId="136">
+  <w:style w:type="character" w:styleId="136" w:customStyle="1">
     <w:name w:val="Footer Char"/>
     <w:basedOn w:val="132"/>
     <w:link w:val="24"/>
@@ -22343,7 +22357,7 @@
       <w:lang w:val="en-US" w:eastAsia="en-US" w:bidi="ar-SA"/>
     </w:rPr>
   </w:style>
-  <w:style w:type="character" w:customStyle="1" w:styleId="138">
+  <w:style w:type="character" w:styleId="138" w:customStyle="1">
     <w:name w:val="Heading 1 Char"/>
     <w:basedOn w:val="132"/>
     <w:link w:val="3"/>
@@ -22357,7 +22371,7 @@
       <w:szCs w:val="28"/>
     </w:rPr>
   </w:style>
-  <w:style w:type="character" w:customStyle="1" w:styleId="139">
+  <w:style w:type="character" w:styleId="139" w:customStyle="1">
     <w:name w:val="Heading 2 Char"/>
     <w:basedOn w:val="132"/>
     <w:link w:val="4"/>
@@ -22376,7 +22390,7 @@
       </w14:textFill>
     </w:rPr>
   </w:style>
-  <w:style w:type="character" w:customStyle="1" w:styleId="140">
+  <w:style w:type="character" w:styleId="140" w:customStyle="1">
     <w:name w:val="Heading 3 Char"/>
     <w:basedOn w:val="132"/>
     <w:link w:val="5"/>
@@ -22393,7 +22407,7 @@
       </w14:textFill>
     </w:rPr>
   </w:style>
-  <w:style w:type="character" w:customStyle="1" w:styleId="141">
+  <w:style w:type="character" w:styleId="141" w:customStyle="1">
     <w:name w:val="Title Char"/>
     <w:basedOn w:val="132"/>
     <w:link w:val="31"/>
@@ -22407,7 +22421,7 @@
       <w:szCs w:val="52"/>
     </w:rPr>
   </w:style>
-  <w:style w:type="character" w:customStyle="1" w:styleId="142">
+  <w:style w:type="character" w:styleId="142" w:customStyle="1">
     <w:name w:val="Subtitle Char"/>
     <w:basedOn w:val="132"/>
     <w:link w:val="26"/>
@@ -22437,19 +22451,19 @@
       <w:contextualSpacing/>
     </w:pPr>
   </w:style>
-  <w:style w:type="character" w:customStyle="1" w:styleId="144">
+  <w:style w:type="character" w:styleId="144" w:customStyle="1">
     <w:name w:val="Body Text Char"/>
     <w:basedOn w:val="132"/>
     <w:link w:val="19"/>
     <w:uiPriority w:val="99"/>
   </w:style>
-  <w:style w:type="character" w:customStyle="1" w:styleId="145">
+  <w:style w:type="character" w:styleId="145" w:customStyle="1">
     <w:name w:val="Body Text 2 Char"/>
     <w:basedOn w:val="132"/>
     <w:link w:val="28"/>
     <w:uiPriority w:val="99"/>
   </w:style>
-  <w:style w:type="character" w:customStyle="1" w:styleId="146">
+  <w:style w:type="character" w:styleId="146" w:customStyle="1">
     <w:name w:val="Body Text 3 Char"/>
     <w:basedOn w:val="132"/>
     <w:link w:val="17"/>
@@ -22459,7 +22473,7 @@
       <w:szCs w:val="16"/>
     </w:rPr>
   </w:style>
-  <w:style w:type="character" w:customStyle="1" w:styleId="147">
+  <w:style w:type="character" w:styleId="147" w:customStyle="1">
     <w:name w:val="Macro Text Char"/>
     <w:basedOn w:val="132"/>
     <w:link w:val="2"/>
@@ -22488,7 +22502,7 @@
       </w14:textFill>
     </w:rPr>
   </w:style>
-  <w:style w:type="character" w:customStyle="1" w:styleId="149">
+  <w:style w:type="character" w:styleId="149" w:customStyle="1">
     <w:name w:val="Quote Char"/>
     <w:basedOn w:val="132"/>
     <w:link w:val="148"/>
@@ -22504,7 +22518,7 @@
       </w14:textFill>
     </w:rPr>
   </w:style>
-  <w:style w:type="character" w:customStyle="1" w:styleId="150">
+  <w:style w:type="character" w:styleId="150" w:customStyle="1">
     <w:name w:val="Heading 4 Char"/>
     <w:basedOn w:val="132"/>
     <w:link w:val="6"/>
@@ -22524,7 +22538,7 @@
       </w14:textFill>
     </w:rPr>
   </w:style>
-  <w:style w:type="character" w:customStyle="1" w:styleId="151">
+  <w:style w:type="character" w:styleId="151" w:customStyle="1">
     <w:name w:val="Heading 5 Char"/>
     <w:basedOn w:val="132"/>
     <w:link w:val="7"/>
@@ -22535,7 +22549,7 @@
       <w:color w:val="254061" w:themeColor="accent1" w:themeShade="80"/>
     </w:rPr>
   </w:style>
-  <w:style w:type="character" w:customStyle="1" w:styleId="152">
+  <w:style w:type="character" w:styleId="152" w:customStyle="1">
     <w:name w:val="Heading 6 Char"/>
     <w:basedOn w:val="132"/>
     <w:link w:val="8"/>
@@ -22548,7 +22562,7 @@
       <w:color w:val="254061" w:themeColor="accent1" w:themeShade="80"/>
     </w:rPr>
   </w:style>
-  <w:style w:type="character" w:customStyle="1" w:styleId="153">
+  <w:style w:type="character" w:styleId="153" w:customStyle="1">
     <w:name w:val="Heading 7 Char"/>
     <w:basedOn w:val="132"/>
     <w:link w:val="9"/>
@@ -22569,7 +22583,7 @@
       </w14:textFill>
     </w:rPr>
   </w:style>
-  <w:style w:type="character" w:customStyle="1" w:styleId="154">
+  <w:style w:type="character" w:styleId="154" w:customStyle="1">
     <w:name w:val="Heading 8 Char"/>
     <w:basedOn w:val="132"/>
     <w:link w:val="10"/>
@@ -22587,7 +22601,7 @@
       </w14:textFill>
     </w:rPr>
   </w:style>
-  <w:style w:type="character" w:customStyle="1" w:styleId="155">
+  <w:style w:type="character" w:styleId="155" w:customStyle="1">
     <w:name w:val="Heading 9 Char"/>
     <w:basedOn w:val="132"/>
     <w:link w:val="11"/>
@@ -22637,7 +22651,7 @@
       </w14:textFill>
     </w:rPr>
   </w:style>
-  <w:style w:type="character" w:customStyle="1" w:styleId="157">
+  <w:style w:type="character" w:styleId="157" w:customStyle="1">
     <w:name w:val="Intense Quote Char"/>
     <w:basedOn w:val="132"/>
     <w:link w:val="156"/>
@@ -22655,7 +22669,7 @@
       </w14:textFill>
     </w:rPr>
   </w:style>
-  <w:style w:type="character" w:customStyle="1" w:styleId="158">
+  <w:style w:type="character" w:styleId="158" w:customStyle="1">
     <w:name w:val="Subtle Emphasis"/>
     <w:basedOn w:val="132"/>
     <w:qFormat/>
@@ -22674,7 +22688,7 @@
       </w14:textFill>
     </w:rPr>
   </w:style>
-  <w:style w:type="character" w:customStyle="1" w:styleId="159">
+  <w:style w:type="character" w:styleId="159" w:customStyle="1">
     <w:name w:val="Intense Emphasis"/>
     <w:basedOn w:val="132"/>
     <w:qFormat/>
@@ -22692,7 +22706,7 @@
       </w14:textFill>
     </w:rPr>
   </w:style>
-  <w:style w:type="character" w:customStyle="1" w:styleId="160">
+  <w:style w:type="character" w:styleId="160" w:customStyle="1">
     <w:name w:val="Subtle Reference"/>
     <w:basedOn w:val="132"/>
     <w:qFormat/>
@@ -22708,7 +22722,7 @@
       </w14:textFill>
     </w:rPr>
   </w:style>
-  <w:style w:type="character" w:customStyle="1" w:styleId="161">
+  <w:style w:type="character" w:styleId="161" w:customStyle="1">
     <w:name w:val="Intense Reference"/>
     <w:basedOn w:val="132"/>
     <w:qFormat/>
@@ -22727,7 +22741,7 @@
       </w14:textFill>
     </w:rPr>
   </w:style>
-  <w:style w:type="character" w:customStyle="1" w:styleId="162">
+  <w:style w:type="character" w:styleId="162" w:customStyle="1">
     <w:name w:val="Book Title"/>
     <w:basedOn w:val="132"/>
     <w:qFormat/>
@@ -22739,7 +22753,7 @@
       <w:spacing w:val="5"/>
     </w:rPr>
   </w:style>
-  <w:style w:type="paragraph" w:customStyle="1" w:styleId="163">
+  <w:style w:type="paragraph" w:styleId="163" w:customStyle="1">
     <w:name w:val="TOC Heading"/>
     <w:basedOn w:val="3"/>
     <w:next w:val="1"/>
@@ -23074,7 +23088,7 @@
 </file>
 
 <file path=customXml/item1.xml><?xml version="1.0" encoding="utf-8"?>
-<b:Sources xmlns:b="http://schemas.openxmlformats.org/officeDocument/2006/bibliography" xmlns="http://schemas.openxmlformats.org/officeDocument/2006/bibliography" StyleName="APA" SelectedStyle="/APA.XSL"/>
+<b:Sources xmlns="http://schemas.openxmlformats.org/officeDocument/2006/bibliography" xmlns:b="http://schemas.openxmlformats.org/officeDocument/2006/bibliography" StyleName="APA" SelectedStyle="/APA.XSL"/>
 </file>
 
 <file path=customXml/itemProps1.xml><?xml version="1.0" encoding="utf-8"?>
